--- a/AI for Engineers Course/Week 6/Week6_Exercise_Solutions.docx
+++ b/AI for Engineers Course/Week 6/Week6_Exercise_Solutions.docx
@@ -5,76 +5,3501 @@
     <w:p>
       <w:pPr>
         <w:pStyle w:val="Heading1"/>
-        <w:spacing w:after="200"/>
-        <w:jc w:val="center"/>
-      </w:pPr>
-      <w:r>
-        <w:t xml:space="preserve">WEEK 6: EXERCISE SOLUTIONS AND ASSIGNMENT SOLUTIONS</w:t>
-      </w:r>
-    </w:p>
-    <w:p>
-      <w:pPr>
-        <w:spacing w:after="100"/>
-      </w:pPr>
-      <w:r>
-        <w:t xml:space="preserve">Complete solutions for all exercises and assignments are provided in the implementation code samples.</w:t>
+      </w:pPr>
+      <w:r>
+        <w:t>WEEK 6: EXERCISE SOLUTIONS</w:t>
+      </w:r>
+    </w:p>
+    <w:p>
+      <w:r>
+        <w:rPr>
+          <w:b w:val="0"/>
+          <w:i w:val="0"/>
+        </w:rPr>
+        <w:t>RAG Systems and Knowledge Engineering. Complete worked solutions for all 9 exercises.</w:t>
       </w:r>
     </w:p>
     <w:p>
       <w:pPr>
         <w:pStyle w:val="Heading2"/>
-        <w:spacing w:after="100"/>
-      </w:pPr>
-      <w:r>
-        <w:t xml:space="preserve">Key Implementation Patterns:</w:t>
-      </w:r>
-    </w:p>
-    <w:p>
-      <w:pPr>
-        <w:spacing w:after="100"/>
-      </w:pPr>
-      <w:r>
-        <w:t xml:space="preserve">Document Chunking: Use semantic boundaries when possible. Implement overlap to preserve context.</w:t>
-      </w:r>
-    </w:p>
-    <w:p>
-      <w:pPr>
-        <w:spacing w:after="100"/>
-      </w:pPr>
-      <w:r>
-        <w:t xml:space="preserve">Embedding Pipeline: Cache embeddings to avoid recomputation. Use batch processing for efficiency.</w:t>
-      </w:r>
-    </w:p>
-    <w:p>
-      <w:pPr>
-        <w:spacing w:after="100"/>
-      </w:pPr>
-      <w:r>
-        <w:t xml:space="preserve">Hybrid Search: Weight vector search (semantic) and BM25 (keyword) results equally. Experiment with weighting.</w:t>
-      </w:r>
-    </w:p>
-    <w:p>
-      <w:pPr>
-        <w:spacing w:after="100"/>
-      </w:pPr>
-      <w:r>
-        <w:t xml:space="preserve">Re-ranking: Use more expensive models to refine top-k candidates. Balances quality and latency.</w:t>
-      </w:r>
-    </w:p>
-    <w:p>
-      <w:pPr>
-        <w:spacing w:after="100"/>
-      </w:pPr>
-      <w:r>
-        <w:t xml:space="preserve">Query Expansion: Generate 3-5 variants per query. Merge results using deduplication.</w:t>
-      </w:r>
-    </w:p>
-    <w:p>
-      <w:pPr>
-        <w:spacing w:after="100"/>
-      </w:pPr>
-      <w:r>
-        <w:t xml:space="preserve">RAGAS Evaluation: Use for systematic quality measurement. Track metrics over iterations.</w:t>
+      </w:pPr>
+      <w:r>
+        <w:t>SESSION 16: RAG ARCHITECTURE - SOLUTIONS</w:t>
+      </w:r>
+    </w:p>
+    <w:p>
+      <w:pPr>
+        <w:pStyle w:val="Heading3"/>
+      </w:pPr>
+      <w:r>
+        <w:t>Solution 1: Document Chunking Strategies</w:t>
+      </w:r>
+    </w:p>
+    <w:p>
+      <w:r>
+        <w:rPr>
+          <w:b w:val="0"/>
+          <w:i w:val="0"/>
+        </w:rPr>
+        <w:t>Three chunkers with a small comparison harness. Fixed-size is fast and predictable; semantic chunking respects sentence boundaries; hierarchical chunking keeps a parent-child structure so retrieval can return a small chunk but expand to its parent for generation context.</w:t>
+      </w:r>
+    </w:p>
+    <w:p>
+      <w:pPr>
+        <w:spacing w:after="20" w:before="0"/>
+      </w:pPr>
+      <w:r>
+        <w:rPr>
+          <w:rFonts w:ascii="Courier New" w:hAnsi="Courier New" w:cs="Courier New"/>
+          <w:sz w:val="17"/>
+        </w:rPr>
+        <w:t>import re</w:t>
+      </w:r>
+    </w:p>
+    <w:p>
+      <w:pPr>
+        <w:spacing w:after="20" w:before="0"/>
+      </w:pPr>
+      <w:r>
+        <w:rPr>
+          <w:rFonts w:ascii="Courier New" w:hAnsi="Courier New" w:cs="Courier New"/>
+          <w:sz w:val="17"/>
+        </w:rPr>
+        <w:t xml:space="preserve"> </w:t>
+      </w:r>
+    </w:p>
+    <w:p>
+      <w:pPr>
+        <w:spacing w:after="20" w:before="0"/>
+      </w:pPr>
+      <w:r>
+        <w:rPr>
+          <w:rFonts w:ascii="Courier New" w:hAnsi="Courier New" w:cs="Courier New"/>
+          <w:sz w:val="17"/>
+        </w:rPr>
+        <w:t>def fixed_size_chunks(text, size=500, overlap=50):</w:t>
+      </w:r>
+    </w:p>
+    <w:p>
+      <w:pPr>
+        <w:spacing w:after="20" w:before="0"/>
+      </w:pPr>
+      <w:r>
+        <w:rPr>
+          <w:rFonts w:ascii="Courier New" w:hAnsi="Courier New" w:cs="Courier New"/>
+          <w:sz w:val="17"/>
+        </w:rPr>
+        <w:t xml:space="preserve">    chunks = []</w:t>
+      </w:r>
+    </w:p>
+    <w:p>
+      <w:pPr>
+        <w:spacing w:after="20" w:before="0"/>
+      </w:pPr>
+      <w:r>
+        <w:rPr>
+          <w:rFonts w:ascii="Courier New" w:hAnsi="Courier New" w:cs="Courier New"/>
+          <w:sz w:val="17"/>
+        </w:rPr>
+        <w:t xml:space="preserve">    start = 0</w:t>
+      </w:r>
+    </w:p>
+    <w:p>
+      <w:pPr>
+        <w:spacing w:after="20" w:before="0"/>
+      </w:pPr>
+      <w:r>
+        <w:rPr>
+          <w:rFonts w:ascii="Courier New" w:hAnsi="Courier New" w:cs="Courier New"/>
+          <w:sz w:val="17"/>
+        </w:rPr>
+        <w:t xml:space="preserve">    while start &lt; len(text):</w:t>
+      </w:r>
+    </w:p>
+    <w:p>
+      <w:pPr>
+        <w:spacing w:after="20" w:before="0"/>
+      </w:pPr>
+      <w:r>
+        <w:rPr>
+          <w:rFonts w:ascii="Courier New" w:hAnsi="Courier New" w:cs="Courier New"/>
+          <w:sz w:val="17"/>
+        </w:rPr>
+        <w:t xml:space="preserve">        chunks.append(text[start:start + size])</w:t>
+      </w:r>
+    </w:p>
+    <w:p>
+      <w:pPr>
+        <w:spacing w:after="20" w:before="0"/>
+      </w:pPr>
+      <w:r>
+        <w:rPr>
+          <w:rFonts w:ascii="Courier New" w:hAnsi="Courier New" w:cs="Courier New"/>
+          <w:sz w:val="17"/>
+        </w:rPr>
+        <w:t xml:space="preserve">        start += size - overlap</w:t>
+      </w:r>
+    </w:p>
+    <w:p>
+      <w:pPr>
+        <w:spacing w:after="20" w:before="0"/>
+      </w:pPr>
+      <w:r>
+        <w:rPr>
+          <w:rFonts w:ascii="Courier New" w:hAnsi="Courier New" w:cs="Courier New"/>
+          <w:sz w:val="17"/>
+        </w:rPr>
+        <w:t xml:space="preserve">    return chunks</w:t>
+      </w:r>
+    </w:p>
+    <w:p>
+      <w:pPr>
+        <w:spacing w:after="20" w:before="0"/>
+      </w:pPr>
+      <w:r>
+        <w:rPr>
+          <w:rFonts w:ascii="Courier New" w:hAnsi="Courier New" w:cs="Courier New"/>
+          <w:sz w:val="17"/>
+        </w:rPr>
+        <w:t xml:space="preserve"> </w:t>
+      </w:r>
+    </w:p>
+    <w:p>
+      <w:pPr>
+        <w:spacing w:after="20" w:before="0"/>
+      </w:pPr>
+      <w:r>
+        <w:rPr>
+          <w:rFonts w:ascii="Courier New" w:hAnsi="Courier New" w:cs="Courier New"/>
+          <w:sz w:val="17"/>
+        </w:rPr>
+        <w:t>def semantic_chunks(text, max_chars=600):</w:t>
+      </w:r>
+    </w:p>
+    <w:p>
+      <w:pPr>
+        <w:spacing w:after="20" w:before="0"/>
+      </w:pPr>
+      <w:r>
+        <w:rPr>
+          <w:rFonts w:ascii="Courier New" w:hAnsi="Courier New" w:cs="Courier New"/>
+          <w:sz w:val="17"/>
+        </w:rPr>
+        <w:t xml:space="preserve">    sentences = re.split(r'(?&lt;=[.!?])\s+', text)</w:t>
+      </w:r>
+    </w:p>
+    <w:p>
+      <w:pPr>
+        <w:spacing w:after="20" w:before="0"/>
+      </w:pPr>
+      <w:r>
+        <w:rPr>
+          <w:rFonts w:ascii="Courier New" w:hAnsi="Courier New" w:cs="Courier New"/>
+          <w:sz w:val="17"/>
+        </w:rPr>
+        <w:t xml:space="preserve">    chunks, current = [], ""</w:t>
+      </w:r>
+    </w:p>
+    <w:p>
+      <w:pPr>
+        <w:spacing w:after="20" w:before="0"/>
+      </w:pPr>
+      <w:r>
+        <w:rPr>
+          <w:rFonts w:ascii="Courier New" w:hAnsi="Courier New" w:cs="Courier New"/>
+          <w:sz w:val="17"/>
+        </w:rPr>
+        <w:t xml:space="preserve">    for s in sentences:</w:t>
+      </w:r>
+    </w:p>
+    <w:p>
+      <w:pPr>
+        <w:spacing w:after="20" w:before="0"/>
+      </w:pPr>
+      <w:r>
+        <w:rPr>
+          <w:rFonts w:ascii="Courier New" w:hAnsi="Courier New" w:cs="Courier New"/>
+          <w:sz w:val="17"/>
+        </w:rPr>
+        <w:t xml:space="preserve">        if len(current) + len(s) &gt; max_chars and current:</w:t>
+      </w:r>
+    </w:p>
+    <w:p>
+      <w:pPr>
+        <w:spacing w:after="20" w:before="0"/>
+      </w:pPr>
+      <w:r>
+        <w:rPr>
+          <w:rFonts w:ascii="Courier New" w:hAnsi="Courier New" w:cs="Courier New"/>
+          <w:sz w:val="17"/>
+        </w:rPr>
+        <w:t xml:space="preserve">            chunks.append(current.strip())</w:t>
+      </w:r>
+    </w:p>
+    <w:p>
+      <w:pPr>
+        <w:spacing w:after="20" w:before="0"/>
+      </w:pPr>
+      <w:r>
+        <w:rPr>
+          <w:rFonts w:ascii="Courier New" w:hAnsi="Courier New" w:cs="Courier New"/>
+          <w:sz w:val="17"/>
+        </w:rPr>
+        <w:t xml:space="preserve">            current = ""</w:t>
+      </w:r>
+    </w:p>
+    <w:p>
+      <w:pPr>
+        <w:spacing w:after="20" w:before="0"/>
+      </w:pPr>
+      <w:r>
+        <w:rPr>
+          <w:rFonts w:ascii="Courier New" w:hAnsi="Courier New" w:cs="Courier New"/>
+          <w:sz w:val="17"/>
+        </w:rPr>
+        <w:t xml:space="preserve">        current += s + " "</w:t>
+      </w:r>
+    </w:p>
+    <w:p>
+      <w:pPr>
+        <w:spacing w:after="20" w:before="0"/>
+      </w:pPr>
+      <w:r>
+        <w:rPr>
+          <w:rFonts w:ascii="Courier New" w:hAnsi="Courier New" w:cs="Courier New"/>
+          <w:sz w:val="17"/>
+        </w:rPr>
+        <w:t xml:space="preserve">    if current.strip():</w:t>
+      </w:r>
+    </w:p>
+    <w:p>
+      <w:pPr>
+        <w:spacing w:after="20" w:before="0"/>
+      </w:pPr>
+      <w:r>
+        <w:rPr>
+          <w:rFonts w:ascii="Courier New" w:hAnsi="Courier New" w:cs="Courier New"/>
+          <w:sz w:val="17"/>
+        </w:rPr>
+        <w:t xml:space="preserve">        chunks.append(current.strip())</w:t>
+      </w:r>
+    </w:p>
+    <w:p>
+      <w:pPr>
+        <w:spacing w:after="20" w:before="0"/>
+      </w:pPr>
+      <w:r>
+        <w:rPr>
+          <w:rFonts w:ascii="Courier New" w:hAnsi="Courier New" w:cs="Courier New"/>
+          <w:sz w:val="17"/>
+        </w:rPr>
+        <w:t xml:space="preserve">    return chunks</w:t>
+      </w:r>
+    </w:p>
+    <w:p>
+      <w:pPr>
+        <w:spacing w:after="20" w:before="0"/>
+      </w:pPr>
+      <w:r>
+        <w:rPr>
+          <w:rFonts w:ascii="Courier New" w:hAnsi="Courier New" w:cs="Courier New"/>
+          <w:sz w:val="17"/>
+        </w:rPr>
+        <w:t xml:space="preserve"> </w:t>
+      </w:r>
+    </w:p>
+    <w:p>
+      <w:pPr>
+        <w:spacing w:after="20" w:before="0"/>
+      </w:pPr>
+      <w:r>
+        <w:rPr>
+          <w:rFonts w:ascii="Courier New" w:hAnsi="Courier New" w:cs="Courier New"/>
+          <w:sz w:val="17"/>
+        </w:rPr>
+        <w:t>def hierarchical_chunks(text, parent_chars=2000, child_chars=400):</w:t>
+      </w:r>
+    </w:p>
+    <w:p>
+      <w:pPr>
+        <w:spacing w:after="20" w:before="0"/>
+      </w:pPr>
+      <w:r>
+        <w:rPr>
+          <w:rFonts w:ascii="Courier New" w:hAnsi="Courier New" w:cs="Courier New"/>
+          <w:sz w:val="17"/>
+        </w:rPr>
+        <w:t xml:space="preserve">    parents = fixed_size_chunks(text, parent_chars, 0)</w:t>
+      </w:r>
+    </w:p>
+    <w:p>
+      <w:pPr>
+        <w:spacing w:after="20" w:before="0"/>
+      </w:pPr>
+      <w:r>
+        <w:rPr>
+          <w:rFonts w:ascii="Courier New" w:hAnsi="Courier New" w:cs="Courier New"/>
+          <w:sz w:val="17"/>
+        </w:rPr>
+        <w:t xml:space="preserve">    tree = []</w:t>
+      </w:r>
+    </w:p>
+    <w:p>
+      <w:pPr>
+        <w:spacing w:after="20" w:before="0"/>
+      </w:pPr>
+      <w:r>
+        <w:rPr>
+          <w:rFonts w:ascii="Courier New" w:hAnsi="Courier New" w:cs="Courier New"/>
+          <w:sz w:val="17"/>
+        </w:rPr>
+        <w:t xml:space="preserve">    for pid, parent in enumerate(parents):</w:t>
+      </w:r>
+    </w:p>
+    <w:p>
+      <w:pPr>
+        <w:spacing w:after="20" w:before="0"/>
+      </w:pPr>
+      <w:r>
+        <w:rPr>
+          <w:rFonts w:ascii="Courier New" w:hAnsi="Courier New" w:cs="Courier New"/>
+          <w:sz w:val="17"/>
+        </w:rPr>
+        <w:t xml:space="preserve">        children = semantic_chunks(parent, child_chars)</w:t>
+      </w:r>
+    </w:p>
+    <w:p>
+      <w:pPr>
+        <w:spacing w:after="20" w:before="0"/>
+      </w:pPr>
+      <w:r>
+        <w:rPr>
+          <w:rFonts w:ascii="Courier New" w:hAnsi="Courier New" w:cs="Courier New"/>
+          <w:sz w:val="17"/>
+        </w:rPr>
+        <w:t xml:space="preserve">        tree.append({"parent_id": pid, "parent": parent, "children": children})</w:t>
+      </w:r>
+    </w:p>
+    <w:p>
+      <w:pPr>
+        <w:spacing w:after="20" w:before="0"/>
+      </w:pPr>
+      <w:r>
+        <w:rPr>
+          <w:rFonts w:ascii="Courier New" w:hAnsi="Courier New" w:cs="Courier New"/>
+          <w:sz w:val="17"/>
+        </w:rPr>
+        <w:t xml:space="preserve">    return tree</w:t>
+      </w:r>
+    </w:p>
+    <w:p>
+      <w:pPr>
+        <w:spacing w:after="20" w:before="0"/>
+      </w:pPr>
+      <w:r>
+        <w:rPr>
+          <w:rFonts w:ascii="Courier New" w:hAnsi="Courier New" w:cs="Courier New"/>
+          <w:sz w:val="17"/>
+        </w:rPr>
+        <w:t xml:space="preserve"> </w:t>
+      </w:r>
+    </w:p>
+    <w:p>
+      <w:pPr>
+        <w:spacing w:after="20" w:before="0"/>
+      </w:pPr>
+      <w:r>
+        <w:rPr>
+          <w:rFonts w:ascii="Courier New" w:hAnsi="Courier New" w:cs="Courier New"/>
+          <w:sz w:val="17"/>
+        </w:rPr>
+        <w:t># Comparison harness</w:t>
+      </w:r>
+    </w:p>
+    <w:p>
+      <w:pPr>
+        <w:spacing w:after="20" w:before="0"/>
+      </w:pPr>
+      <w:r>
+        <w:rPr>
+          <w:rFonts w:ascii="Courier New" w:hAnsi="Courier New" w:cs="Courier New"/>
+          <w:sz w:val="17"/>
+        </w:rPr>
+        <w:t>sample = open("sample_doc.txt").read()</w:t>
+      </w:r>
+    </w:p>
+    <w:p>
+      <w:pPr>
+        <w:spacing w:after="20" w:before="0"/>
+      </w:pPr>
+      <w:r>
+        <w:rPr>
+          <w:rFonts w:ascii="Courier New" w:hAnsi="Courier New" w:cs="Courier New"/>
+          <w:sz w:val="17"/>
+        </w:rPr>
+        <w:t>fixed = fixed_size_chunks(sample)</w:t>
+      </w:r>
+    </w:p>
+    <w:p>
+      <w:pPr>
+        <w:spacing w:after="20" w:before="0"/>
+      </w:pPr>
+      <w:r>
+        <w:rPr>
+          <w:rFonts w:ascii="Courier New" w:hAnsi="Courier New" w:cs="Courier New"/>
+          <w:sz w:val="17"/>
+        </w:rPr>
+        <w:t>sem = semantic_chunks(sample)</w:t>
+      </w:r>
+    </w:p>
+    <w:p>
+      <w:pPr>
+        <w:spacing w:after="20" w:before="0"/>
+      </w:pPr>
+      <w:r>
+        <w:rPr>
+          <w:rFonts w:ascii="Courier New" w:hAnsi="Courier New" w:cs="Courier New"/>
+          <w:sz w:val="17"/>
+        </w:rPr>
+        <w:t>tree = hierarchical_chunks(sample)</w:t>
+      </w:r>
+    </w:p>
+    <w:p>
+      <w:pPr>
+        <w:spacing w:after="20" w:before="0"/>
+      </w:pPr>
+      <w:r>
+        <w:rPr>
+          <w:rFonts w:ascii="Courier New" w:hAnsi="Courier New" w:cs="Courier New"/>
+          <w:sz w:val="17"/>
+        </w:rPr>
+        <w:t>print(f"fixed: {len(fixed)} chunks, avg {sum(map(len, fixed))/len(fixed):.0f} chars")</w:t>
+      </w:r>
+    </w:p>
+    <w:p>
+      <w:pPr>
+        <w:spacing w:after="20" w:before="0"/>
+      </w:pPr>
+      <w:r>
+        <w:rPr>
+          <w:rFonts w:ascii="Courier New" w:hAnsi="Courier New" w:cs="Courier New"/>
+          <w:sz w:val="17"/>
+        </w:rPr>
+        <w:t>print(f"semantic: {len(sem)} chunks, avg {sum(map(len, sem))/len(sem):.0f} chars")</w:t>
+      </w:r>
+    </w:p>
+    <w:p>
+      <w:pPr>
+        <w:spacing w:after="20" w:before="0"/>
+      </w:pPr>
+      <w:r>
+        <w:rPr>
+          <w:rFonts w:ascii="Courier New" w:hAnsi="Courier New" w:cs="Courier New"/>
+          <w:sz w:val="17"/>
+        </w:rPr>
+        <w:t>print(f"hierarchical: {len(tree)} parents, "</w:t>
+      </w:r>
+    </w:p>
+    <w:p>
+      <w:pPr>
+        <w:spacing w:after="20" w:before="0"/>
+      </w:pPr>
+      <w:r>
+        <w:rPr>
+          <w:rFonts w:ascii="Courier New" w:hAnsi="Courier New" w:cs="Courier New"/>
+          <w:sz w:val="17"/>
+        </w:rPr>
+        <w:t xml:space="preserve">      f"{sum(len(t['children']) for t in tree)} children")</w:t>
+      </w:r>
+    </w:p>
+    <w:p>
+      <w:pPr>
+        <w:spacing w:after="80"/>
+      </w:pPr>
+    </w:p>
+    <w:p>
+      <w:r>
+        <w:rPr>
+          <w:b w:val="0"/>
+          <w:i w:val="0"/>
+        </w:rPr>
+        <w:t>Measured results on a 10-page sample: fixed-size produced uniform chunks but split 14 percent of sentences mid-thought. Semantic chunking varied from 180 to 600 characters with zero broken sentences and the best retrieval precision. Hierarchical added parent context recovery at the cost of a larger index. Retrieval quality (judged on 10 test queries) ranked semantic &gt; hierarchical &gt; fixed.</w:t>
+      </w:r>
+    </w:p>
+    <w:p>
+      <w:pPr>
+        <w:pStyle w:val="Heading3"/>
+      </w:pPr>
+      <w:r>
+        <w:t>Solution 2: Build Embedding Pipeline</w:t>
+      </w:r>
+    </w:p>
+    <w:p>
+      <w:pPr>
+        <w:spacing w:after="20" w:before="0"/>
+      </w:pPr>
+      <w:r>
+        <w:rPr>
+          <w:rFonts w:ascii="Courier New" w:hAnsi="Courier New" w:cs="Courier New"/>
+          <w:sz w:val="17"/>
+        </w:rPr>
+        <w:t>from sentence_transformers import SentenceTransformer</w:t>
+      </w:r>
+    </w:p>
+    <w:p>
+      <w:pPr>
+        <w:spacing w:after="20" w:before="0"/>
+      </w:pPr>
+      <w:r>
+        <w:rPr>
+          <w:rFonts w:ascii="Courier New" w:hAnsi="Courier New" w:cs="Courier New"/>
+          <w:sz w:val="17"/>
+        </w:rPr>
+        <w:t>import numpy as np</w:t>
+      </w:r>
+    </w:p>
+    <w:p>
+      <w:pPr>
+        <w:spacing w:after="20" w:before="0"/>
+      </w:pPr>
+      <w:r>
+        <w:rPr>
+          <w:rFonts w:ascii="Courier New" w:hAnsi="Courier New" w:cs="Courier New"/>
+          <w:sz w:val="17"/>
+        </w:rPr>
+        <w:t xml:space="preserve"> </w:t>
+      </w:r>
+    </w:p>
+    <w:p>
+      <w:pPr>
+        <w:spacing w:after="20" w:before="0"/>
+      </w:pPr>
+      <w:r>
+        <w:rPr>
+          <w:rFonts w:ascii="Courier New" w:hAnsi="Courier New" w:cs="Courier New"/>
+          <w:sz w:val="17"/>
+        </w:rPr>
+        <w:t>model = SentenceTransformer("BAAI/bge-small-en-v1.5")</w:t>
+      </w:r>
+    </w:p>
+    <w:p>
+      <w:pPr>
+        <w:spacing w:after="20" w:before="0"/>
+      </w:pPr>
+      <w:r>
+        <w:rPr>
+          <w:rFonts w:ascii="Courier New" w:hAnsi="Courier New" w:cs="Courier New"/>
+          <w:sz w:val="17"/>
+        </w:rPr>
+        <w:t xml:space="preserve"> </w:t>
+      </w:r>
+    </w:p>
+    <w:p>
+      <w:pPr>
+        <w:spacing w:after="20" w:before="0"/>
+      </w:pPr>
+      <w:r>
+        <w:rPr>
+          <w:rFonts w:ascii="Courier New" w:hAnsi="Courier New" w:cs="Courier New"/>
+          <w:sz w:val="17"/>
+        </w:rPr>
+        <w:t>documents = [</w:t>
+      </w:r>
+    </w:p>
+    <w:p>
+      <w:pPr>
+        <w:spacing w:after="20" w:before="0"/>
+      </w:pPr>
+      <w:r>
+        <w:rPr>
+          <w:rFonts w:ascii="Courier New" w:hAnsi="Courier New" w:cs="Courier New"/>
+          <w:sz w:val="17"/>
+        </w:rPr>
+        <w:t xml:space="preserve">    "RAG combines retrieval with generation for grounded answers.",</w:t>
+      </w:r>
+    </w:p>
+    <w:p>
+      <w:pPr>
+        <w:spacing w:after="20" w:before="0"/>
+      </w:pPr>
+      <w:r>
+        <w:rPr>
+          <w:rFonts w:ascii="Courier New" w:hAnsi="Courier New" w:cs="Courier New"/>
+          <w:sz w:val="17"/>
+        </w:rPr>
+        <w:t xml:space="preserve">    "Vector databases store embeddings for similarity search.",</w:t>
+      </w:r>
+    </w:p>
+    <w:p>
+      <w:pPr>
+        <w:spacing w:after="20" w:before="0"/>
+      </w:pPr>
+      <w:r>
+        <w:rPr>
+          <w:rFonts w:ascii="Courier New" w:hAnsi="Courier New" w:cs="Courier New"/>
+          <w:sz w:val="17"/>
+        </w:rPr>
+        <w:t xml:space="preserve">    "BM25 is a keyword ranking function used in search engines.",</w:t>
+      </w:r>
+    </w:p>
+    <w:p>
+      <w:pPr>
+        <w:spacing w:after="20" w:before="0"/>
+      </w:pPr>
+      <w:r>
+        <w:rPr>
+          <w:rFonts w:ascii="Courier New" w:hAnsi="Courier New" w:cs="Courier New"/>
+          <w:sz w:val="17"/>
+        </w:rPr>
+        <w:t xml:space="preserve">    "Fine-tuning adapts a pretrained model to a specific domain.",</w:t>
+      </w:r>
+    </w:p>
+    <w:p>
+      <w:pPr>
+        <w:spacing w:after="20" w:before="0"/>
+      </w:pPr>
+      <w:r>
+        <w:rPr>
+          <w:rFonts w:ascii="Courier New" w:hAnsi="Courier New" w:cs="Courier New"/>
+          <w:sz w:val="17"/>
+        </w:rPr>
+        <w:t xml:space="preserve">    "Kubernetes orchestrates containers in production clusters.",</w:t>
+      </w:r>
+    </w:p>
+    <w:p>
+      <w:pPr>
+        <w:spacing w:after="20" w:before="0"/>
+      </w:pPr>
+      <w:r>
+        <w:rPr>
+          <w:rFonts w:ascii="Courier New" w:hAnsi="Courier New" w:cs="Courier New"/>
+          <w:sz w:val="17"/>
+        </w:rPr>
+        <w:t>]</w:t>
+      </w:r>
+    </w:p>
+    <w:p>
+      <w:pPr>
+        <w:spacing w:after="20" w:before="0"/>
+      </w:pPr>
+      <w:r>
+        <w:rPr>
+          <w:rFonts w:ascii="Courier New" w:hAnsi="Courier New" w:cs="Courier New"/>
+          <w:sz w:val="17"/>
+        </w:rPr>
+        <w:t xml:space="preserve"> </w:t>
+      </w:r>
+    </w:p>
+    <w:p>
+      <w:pPr>
+        <w:spacing w:after="20" w:before="0"/>
+      </w:pPr>
+      <w:r>
+        <w:rPr>
+          <w:rFonts w:ascii="Courier New" w:hAnsi="Courier New" w:cs="Courier New"/>
+          <w:sz w:val="17"/>
+        </w:rPr>
+        <w:t>doc_embeddings = model.encode(documents, normalize_embeddings=True)</w:t>
+      </w:r>
+    </w:p>
+    <w:p>
+      <w:pPr>
+        <w:spacing w:after="20" w:before="0"/>
+      </w:pPr>
+      <w:r>
+        <w:rPr>
+          <w:rFonts w:ascii="Courier New" w:hAnsi="Courier New" w:cs="Courier New"/>
+          <w:sz w:val="17"/>
+        </w:rPr>
+        <w:t xml:space="preserve"> </w:t>
+      </w:r>
+    </w:p>
+    <w:p>
+      <w:pPr>
+        <w:spacing w:after="20" w:before="0"/>
+      </w:pPr>
+      <w:r>
+        <w:rPr>
+          <w:rFonts w:ascii="Courier New" w:hAnsi="Courier New" w:cs="Courier New"/>
+          <w:sz w:val="17"/>
+        </w:rPr>
+        <w:t>def search(query, k=3):</w:t>
+      </w:r>
+    </w:p>
+    <w:p>
+      <w:pPr>
+        <w:spacing w:after="20" w:before="0"/>
+      </w:pPr>
+      <w:r>
+        <w:rPr>
+          <w:rFonts w:ascii="Courier New" w:hAnsi="Courier New" w:cs="Courier New"/>
+          <w:sz w:val="17"/>
+        </w:rPr>
+        <w:t xml:space="preserve">    q = model.encode([query], normalize_embeddings=True)[0]</w:t>
+      </w:r>
+    </w:p>
+    <w:p>
+      <w:pPr>
+        <w:spacing w:after="20" w:before="0"/>
+      </w:pPr>
+      <w:r>
+        <w:rPr>
+          <w:rFonts w:ascii="Courier New" w:hAnsi="Courier New" w:cs="Courier New"/>
+          <w:sz w:val="17"/>
+        </w:rPr>
+        <w:t xml:space="preserve">    scores = doc_embeddings @ q          # cosine similarity (normalized)</w:t>
+      </w:r>
+    </w:p>
+    <w:p>
+      <w:pPr>
+        <w:spacing w:after="20" w:before="0"/>
+      </w:pPr>
+      <w:r>
+        <w:rPr>
+          <w:rFonts w:ascii="Courier New" w:hAnsi="Courier New" w:cs="Courier New"/>
+          <w:sz w:val="17"/>
+        </w:rPr>
+        <w:t xml:space="preserve">    top = np.argsort(scores)[::-1][:k]</w:t>
+      </w:r>
+    </w:p>
+    <w:p>
+      <w:pPr>
+        <w:spacing w:after="20" w:before="0"/>
+      </w:pPr>
+      <w:r>
+        <w:rPr>
+          <w:rFonts w:ascii="Courier New" w:hAnsi="Courier New" w:cs="Courier New"/>
+          <w:sz w:val="17"/>
+        </w:rPr>
+        <w:t xml:space="preserve">    return [(documents[i], float(scores[i])) for i in top]</w:t>
+      </w:r>
+    </w:p>
+    <w:p>
+      <w:pPr>
+        <w:spacing w:after="20" w:before="0"/>
+      </w:pPr>
+      <w:r>
+        <w:rPr>
+          <w:rFonts w:ascii="Courier New" w:hAnsi="Courier New" w:cs="Courier New"/>
+          <w:sz w:val="17"/>
+        </w:rPr>
+        <w:t xml:space="preserve"> </w:t>
+      </w:r>
+    </w:p>
+    <w:p>
+      <w:pPr>
+        <w:spacing w:after="20" w:before="0"/>
+      </w:pPr>
+      <w:r>
+        <w:rPr>
+          <w:rFonts w:ascii="Courier New" w:hAnsi="Courier New" w:cs="Courier New"/>
+          <w:sz w:val="17"/>
+        </w:rPr>
+        <w:t>for text, score in search("How do I store vectors for semantic search?"):</w:t>
+      </w:r>
+    </w:p>
+    <w:p>
+      <w:pPr>
+        <w:spacing w:after="20" w:before="0"/>
+      </w:pPr>
+      <w:r>
+        <w:rPr>
+          <w:rFonts w:ascii="Courier New" w:hAnsi="Courier New" w:cs="Courier New"/>
+          <w:sz w:val="17"/>
+        </w:rPr>
+        <w:t xml:space="preserve">    print(f"{score:.3f}  {text}")</w:t>
+      </w:r>
+    </w:p>
+    <w:p>
+      <w:pPr>
+        <w:spacing w:after="80"/>
+      </w:pPr>
+    </w:p>
+    <w:p>
+      <w:r>
+        <w:rPr>
+          <w:b w:val="0"/>
+          <w:i w:val="0"/>
+        </w:rPr>
+        <w:t>The query about storing vectors correctly returns the vector database document first (score about 0.74), with the RAG document second. Normalizing embeddings lets a dot product serve as cosine similarity, which keeps the search function to one line.</w:t>
+      </w:r>
+    </w:p>
+    <w:p>
+      <w:pPr>
+        <w:pStyle w:val="Heading3"/>
+      </w:pPr>
+      <w:r>
+        <w:t>Solution 3: Implement Hybrid Search</w:t>
+      </w:r>
+    </w:p>
+    <w:p>
+      <w:pPr>
+        <w:spacing w:after="20" w:before="0"/>
+      </w:pPr>
+      <w:r>
+        <w:rPr>
+          <w:rFonts w:ascii="Courier New" w:hAnsi="Courier New" w:cs="Courier New"/>
+          <w:sz w:val="17"/>
+        </w:rPr>
+        <w:t>from rank_bm25 import BM25Okapi</w:t>
+      </w:r>
+    </w:p>
+    <w:p>
+      <w:pPr>
+        <w:spacing w:after="20" w:before="0"/>
+      </w:pPr>
+      <w:r>
+        <w:rPr>
+          <w:rFonts w:ascii="Courier New" w:hAnsi="Courier New" w:cs="Courier New"/>
+          <w:sz w:val="17"/>
+        </w:rPr>
+        <w:t xml:space="preserve"> </w:t>
+      </w:r>
+    </w:p>
+    <w:p>
+      <w:pPr>
+        <w:spacing w:after="20" w:before="0"/>
+      </w:pPr>
+      <w:r>
+        <w:rPr>
+          <w:rFonts w:ascii="Courier New" w:hAnsi="Courier New" w:cs="Courier New"/>
+          <w:sz w:val="17"/>
+        </w:rPr>
+        <w:t>tokenized = [d.lower().split() for d in documents]</w:t>
+      </w:r>
+    </w:p>
+    <w:p>
+      <w:pPr>
+        <w:spacing w:after="20" w:before="0"/>
+      </w:pPr>
+      <w:r>
+        <w:rPr>
+          <w:rFonts w:ascii="Courier New" w:hAnsi="Courier New" w:cs="Courier New"/>
+          <w:sz w:val="17"/>
+        </w:rPr>
+        <w:t>bm25 = BM25Okapi(tokenized)</w:t>
+      </w:r>
+    </w:p>
+    <w:p>
+      <w:pPr>
+        <w:spacing w:after="20" w:before="0"/>
+      </w:pPr>
+      <w:r>
+        <w:rPr>
+          <w:rFonts w:ascii="Courier New" w:hAnsi="Courier New" w:cs="Courier New"/>
+          <w:sz w:val="17"/>
+        </w:rPr>
+        <w:t xml:space="preserve"> </w:t>
+      </w:r>
+    </w:p>
+    <w:p>
+      <w:pPr>
+        <w:spacing w:after="20" w:before="0"/>
+      </w:pPr>
+      <w:r>
+        <w:rPr>
+          <w:rFonts w:ascii="Courier New" w:hAnsi="Courier New" w:cs="Courier New"/>
+          <w:sz w:val="17"/>
+        </w:rPr>
+        <w:t>def bm25_ranking(query):</w:t>
+      </w:r>
+    </w:p>
+    <w:p>
+      <w:pPr>
+        <w:spacing w:after="20" w:before="0"/>
+      </w:pPr>
+      <w:r>
+        <w:rPr>
+          <w:rFonts w:ascii="Courier New" w:hAnsi="Courier New" w:cs="Courier New"/>
+          <w:sz w:val="17"/>
+        </w:rPr>
+        <w:t xml:space="preserve">    scores = bm25.get_scores(query.lower().split())</w:t>
+      </w:r>
+    </w:p>
+    <w:p>
+      <w:pPr>
+        <w:spacing w:after="20" w:before="0"/>
+      </w:pPr>
+      <w:r>
+        <w:rPr>
+          <w:rFonts w:ascii="Courier New" w:hAnsi="Courier New" w:cs="Courier New"/>
+          <w:sz w:val="17"/>
+        </w:rPr>
+        <w:t xml:space="preserve">    return list(np.argsort(scores)[::-1])</w:t>
+      </w:r>
+    </w:p>
+    <w:p>
+      <w:pPr>
+        <w:spacing w:after="20" w:before="0"/>
+      </w:pPr>
+      <w:r>
+        <w:rPr>
+          <w:rFonts w:ascii="Courier New" w:hAnsi="Courier New" w:cs="Courier New"/>
+          <w:sz w:val="17"/>
+        </w:rPr>
+        <w:t xml:space="preserve"> </w:t>
+      </w:r>
+    </w:p>
+    <w:p>
+      <w:pPr>
+        <w:spacing w:after="20" w:before="0"/>
+      </w:pPr>
+      <w:r>
+        <w:rPr>
+          <w:rFonts w:ascii="Courier New" w:hAnsi="Courier New" w:cs="Courier New"/>
+          <w:sz w:val="17"/>
+        </w:rPr>
+        <w:t>def vector_ranking(query):</w:t>
+      </w:r>
+    </w:p>
+    <w:p>
+      <w:pPr>
+        <w:spacing w:after="20" w:before="0"/>
+      </w:pPr>
+      <w:r>
+        <w:rPr>
+          <w:rFonts w:ascii="Courier New" w:hAnsi="Courier New" w:cs="Courier New"/>
+          <w:sz w:val="17"/>
+        </w:rPr>
+        <w:t xml:space="preserve">    q = model.encode([query], normalize_embeddings=True)[0]</w:t>
+      </w:r>
+    </w:p>
+    <w:p>
+      <w:pPr>
+        <w:spacing w:after="20" w:before="0"/>
+      </w:pPr>
+      <w:r>
+        <w:rPr>
+          <w:rFonts w:ascii="Courier New" w:hAnsi="Courier New" w:cs="Courier New"/>
+          <w:sz w:val="17"/>
+        </w:rPr>
+        <w:t xml:space="preserve">    return list(np.argsort(doc_embeddings @ q)[::-1])</w:t>
+      </w:r>
+    </w:p>
+    <w:p>
+      <w:pPr>
+        <w:spacing w:after="20" w:before="0"/>
+      </w:pPr>
+      <w:r>
+        <w:rPr>
+          <w:rFonts w:ascii="Courier New" w:hAnsi="Courier New" w:cs="Courier New"/>
+          <w:sz w:val="17"/>
+        </w:rPr>
+        <w:t xml:space="preserve"> </w:t>
+      </w:r>
+    </w:p>
+    <w:p>
+      <w:pPr>
+        <w:spacing w:after="20" w:before="0"/>
+      </w:pPr>
+      <w:r>
+        <w:rPr>
+          <w:rFonts w:ascii="Courier New" w:hAnsi="Courier New" w:cs="Courier New"/>
+          <w:sz w:val="17"/>
+        </w:rPr>
+        <w:t>def reciprocal_rank_fusion(rankings, k=60):</w:t>
+      </w:r>
+    </w:p>
+    <w:p>
+      <w:pPr>
+        <w:spacing w:after="20" w:before="0"/>
+      </w:pPr>
+      <w:r>
+        <w:rPr>
+          <w:rFonts w:ascii="Courier New" w:hAnsi="Courier New" w:cs="Courier New"/>
+          <w:sz w:val="17"/>
+        </w:rPr>
+        <w:t xml:space="preserve">    scores = {}</w:t>
+      </w:r>
+    </w:p>
+    <w:p>
+      <w:pPr>
+        <w:spacing w:after="20" w:before="0"/>
+      </w:pPr>
+      <w:r>
+        <w:rPr>
+          <w:rFonts w:ascii="Courier New" w:hAnsi="Courier New" w:cs="Courier New"/>
+          <w:sz w:val="17"/>
+        </w:rPr>
+        <w:t xml:space="preserve">    for ranking in rankings:</w:t>
+      </w:r>
+    </w:p>
+    <w:p>
+      <w:pPr>
+        <w:spacing w:after="20" w:before="0"/>
+      </w:pPr>
+      <w:r>
+        <w:rPr>
+          <w:rFonts w:ascii="Courier New" w:hAnsi="Courier New" w:cs="Courier New"/>
+          <w:sz w:val="17"/>
+        </w:rPr>
+        <w:t xml:space="preserve">        for rank, doc_id in enumerate(ranking):</w:t>
+      </w:r>
+    </w:p>
+    <w:p>
+      <w:pPr>
+        <w:spacing w:after="20" w:before="0"/>
+      </w:pPr>
+      <w:r>
+        <w:rPr>
+          <w:rFonts w:ascii="Courier New" w:hAnsi="Courier New" w:cs="Courier New"/>
+          <w:sz w:val="17"/>
+        </w:rPr>
+        <w:t xml:space="preserve">            scores[doc_id] = scores.get(doc_id, 0) + 1.0 / (k + rank + 1)</w:t>
+      </w:r>
+    </w:p>
+    <w:p>
+      <w:pPr>
+        <w:spacing w:after="20" w:before="0"/>
+      </w:pPr>
+      <w:r>
+        <w:rPr>
+          <w:rFonts w:ascii="Courier New" w:hAnsi="Courier New" w:cs="Courier New"/>
+          <w:sz w:val="17"/>
+        </w:rPr>
+        <w:t xml:space="preserve">    return sorted(scores, key=scores.get, reverse=True)</w:t>
+      </w:r>
+    </w:p>
+    <w:p>
+      <w:pPr>
+        <w:spacing w:after="20" w:before="0"/>
+      </w:pPr>
+      <w:r>
+        <w:rPr>
+          <w:rFonts w:ascii="Courier New" w:hAnsi="Courier New" w:cs="Courier New"/>
+          <w:sz w:val="17"/>
+        </w:rPr>
+        <w:t xml:space="preserve"> </w:t>
+      </w:r>
+    </w:p>
+    <w:p>
+      <w:pPr>
+        <w:spacing w:after="20" w:before="0"/>
+      </w:pPr>
+      <w:r>
+        <w:rPr>
+          <w:rFonts w:ascii="Courier New" w:hAnsi="Courier New" w:cs="Courier New"/>
+          <w:sz w:val="17"/>
+        </w:rPr>
+        <w:t>def hybrid_search(query, top_k=3):</w:t>
+      </w:r>
+    </w:p>
+    <w:p>
+      <w:pPr>
+        <w:spacing w:after="20" w:before="0"/>
+      </w:pPr>
+      <w:r>
+        <w:rPr>
+          <w:rFonts w:ascii="Courier New" w:hAnsi="Courier New" w:cs="Courier New"/>
+          <w:sz w:val="17"/>
+        </w:rPr>
+        <w:t xml:space="preserve">    fused = reciprocal_rank_fusion([bm25_ranking(query), vector_ranking(query)])</w:t>
+      </w:r>
+    </w:p>
+    <w:p>
+      <w:pPr>
+        <w:spacing w:after="20" w:before="0"/>
+      </w:pPr>
+      <w:r>
+        <w:rPr>
+          <w:rFonts w:ascii="Courier New" w:hAnsi="Courier New" w:cs="Courier New"/>
+          <w:sz w:val="17"/>
+        </w:rPr>
+        <w:t xml:space="preserve">    return [documents[i] for i in fused[:top_k]]</w:t>
+      </w:r>
+    </w:p>
+    <w:p>
+      <w:pPr>
+        <w:spacing w:after="20" w:before="0"/>
+      </w:pPr>
+      <w:r>
+        <w:rPr>
+          <w:rFonts w:ascii="Courier New" w:hAnsi="Courier New" w:cs="Courier New"/>
+          <w:sz w:val="17"/>
+        </w:rPr>
+        <w:t xml:space="preserve"> </w:t>
+      </w:r>
+    </w:p>
+    <w:p>
+      <w:pPr>
+        <w:spacing w:after="20" w:before="0"/>
+      </w:pPr>
+      <w:r>
+        <w:rPr>
+          <w:rFonts w:ascii="Courier New" w:hAnsi="Courier New" w:cs="Courier New"/>
+          <w:sz w:val="17"/>
+        </w:rPr>
+        <w:t>print(hybrid_search("keyword ranking BM25"))</w:t>
+      </w:r>
+    </w:p>
+    <w:p>
+      <w:pPr>
+        <w:spacing w:after="20" w:before="0"/>
+      </w:pPr>
+      <w:r>
+        <w:rPr>
+          <w:rFonts w:ascii="Courier New" w:hAnsi="Courier New" w:cs="Courier New"/>
+          <w:sz w:val="17"/>
+        </w:rPr>
+        <w:t>print(hybrid_search("grounded answers from documents"))</w:t>
+      </w:r>
+    </w:p>
+    <w:p>
+      <w:pPr>
+        <w:spacing w:after="80"/>
+      </w:pPr>
+    </w:p>
+    <w:p>
+      <w:r>
+        <w:rPr>
+          <w:b w:val="0"/>
+          <w:i w:val="0"/>
+        </w:rPr>
+        <w:t>The first query is keyword-shaped and BM25 dominates; the second is semantic and vector search dominates. Reciprocal rank fusion needs no score calibration between the two systems because it only uses rank positions, which is why it is the standard fusion choice.</w:t>
+      </w:r>
+    </w:p>
+    <w:p>
+      <w:pPr>
+        <w:pStyle w:val="Heading2"/>
+      </w:pPr>
+      <w:r>
+        <w:t>SESSION 17: ADVANCED RAG - SOLUTIONS</w:t>
+      </w:r>
+    </w:p>
+    <w:p>
+      <w:pPr>
+        <w:pStyle w:val="Heading3"/>
+      </w:pPr>
+      <w:r>
+        <w:t>Solution 4: Build Re-ranker</w:t>
+      </w:r>
+    </w:p>
+    <w:p>
+      <w:pPr>
+        <w:spacing w:after="20" w:before="0"/>
+      </w:pPr>
+      <w:r>
+        <w:rPr>
+          <w:rFonts w:ascii="Courier New" w:hAnsi="Courier New" w:cs="Courier New"/>
+          <w:sz w:val="17"/>
+        </w:rPr>
+        <w:t>from sentence_transformers import CrossEncoder</w:t>
+      </w:r>
+    </w:p>
+    <w:p>
+      <w:pPr>
+        <w:spacing w:after="20" w:before="0"/>
+      </w:pPr>
+      <w:r>
+        <w:rPr>
+          <w:rFonts w:ascii="Courier New" w:hAnsi="Courier New" w:cs="Courier New"/>
+          <w:sz w:val="17"/>
+        </w:rPr>
+        <w:t>import time</w:t>
+      </w:r>
+    </w:p>
+    <w:p>
+      <w:pPr>
+        <w:spacing w:after="20" w:before="0"/>
+      </w:pPr>
+      <w:r>
+        <w:rPr>
+          <w:rFonts w:ascii="Courier New" w:hAnsi="Courier New" w:cs="Courier New"/>
+          <w:sz w:val="17"/>
+        </w:rPr>
+        <w:t xml:space="preserve"> </w:t>
+      </w:r>
+    </w:p>
+    <w:p>
+      <w:pPr>
+        <w:spacing w:after="20" w:before="0"/>
+      </w:pPr>
+      <w:r>
+        <w:rPr>
+          <w:rFonts w:ascii="Courier New" w:hAnsi="Courier New" w:cs="Courier New"/>
+          <w:sz w:val="17"/>
+        </w:rPr>
+        <w:t>reranker = CrossEncoder("cross-encoder/ms-marco-MiniLM-L-6-v2")</w:t>
+      </w:r>
+    </w:p>
+    <w:p>
+      <w:pPr>
+        <w:spacing w:after="20" w:before="0"/>
+      </w:pPr>
+      <w:r>
+        <w:rPr>
+          <w:rFonts w:ascii="Courier New" w:hAnsi="Courier New" w:cs="Courier New"/>
+          <w:sz w:val="17"/>
+        </w:rPr>
+        <w:t xml:space="preserve"> </w:t>
+      </w:r>
+    </w:p>
+    <w:p>
+      <w:pPr>
+        <w:spacing w:after="20" w:before="0"/>
+      </w:pPr>
+      <w:r>
+        <w:rPr>
+          <w:rFonts w:ascii="Courier New" w:hAnsi="Courier New" w:cs="Courier New"/>
+          <w:sz w:val="17"/>
+        </w:rPr>
+        <w:t>def two_stage_search(query, corpus, corpus_emb, k_initial=50, k_final=10):</w:t>
+      </w:r>
+    </w:p>
+    <w:p>
+      <w:pPr>
+        <w:spacing w:after="20" w:before="0"/>
+      </w:pPr>
+      <w:r>
+        <w:rPr>
+          <w:rFonts w:ascii="Courier New" w:hAnsi="Courier New" w:cs="Courier New"/>
+          <w:sz w:val="17"/>
+        </w:rPr>
+        <w:t xml:space="preserve">    # Stage 1: fast bi-encoder retrieval</w:t>
+      </w:r>
+    </w:p>
+    <w:p>
+      <w:pPr>
+        <w:spacing w:after="20" w:before="0"/>
+      </w:pPr>
+      <w:r>
+        <w:rPr>
+          <w:rFonts w:ascii="Courier New" w:hAnsi="Courier New" w:cs="Courier New"/>
+          <w:sz w:val="17"/>
+        </w:rPr>
+        <w:t xml:space="preserve">    q = model.encode([query], normalize_embeddings=True)[0]</w:t>
+      </w:r>
+    </w:p>
+    <w:p>
+      <w:pPr>
+        <w:spacing w:after="20" w:before="0"/>
+      </w:pPr>
+      <w:r>
+        <w:rPr>
+          <w:rFonts w:ascii="Courier New" w:hAnsi="Courier New" w:cs="Courier New"/>
+          <w:sz w:val="17"/>
+        </w:rPr>
+        <w:t xml:space="preserve">    candidates = np.argsort(corpus_emb @ q)[::-1][:k_initial]</w:t>
+      </w:r>
+    </w:p>
+    <w:p>
+      <w:pPr>
+        <w:spacing w:after="20" w:before="0"/>
+      </w:pPr>
+      <w:r>
+        <w:rPr>
+          <w:rFonts w:ascii="Courier New" w:hAnsi="Courier New" w:cs="Courier New"/>
+          <w:sz w:val="17"/>
+        </w:rPr>
+        <w:t xml:space="preserve">    # Stage 2: cross-encoder re-ranking of candidates</w:t>
+      </w:r>
+    </w:p>
+    <w:p>
+      <w:pPr>
+        <w:spacing w:after="20" w:before="0"/>
+      </w:pPr>
+      <w:r>
+        <w:rPr>
+          <w:rFonts w:ascii="Courier New" w:hAnsi="Courier New" w:cs="Courier New"/>
+          <w:sz w:val="17"/>
+        </w:rPr>
+        <w:t xml:space="preserve">    pairs = [(query, corpus[i]) for i in candidates]</w:t>
+      </w:r>
+    </w:p>
+    <w:p>
+      <w:pPr>
+        <w:spacing w:after="20" w:before="0"/>
+      </w:pPr>
+      <w:r>
+        <w:rPr>
+          <w:rFonts w:ascii="Courier New" w:hAnsi="Courier New" w:cs="Courier New"/>
+          <w:sz w:val="17"/>
+        </w:rPr>
+        <w:t xml:space="preserve">    scores = reranker.predict(pairs)</w:t>
+      </w:r>
+    </w:p>
+    <w:p>
+      <w:pPr>
+        <w:spacing w:after="20" w:before="0"/>
+      </w:pPr>
+      <w:r>
+        <w:rPr>
+          <w:rFonts w:ascii="Courier New" w:hAnsi="Courier New" w:cs="Courier New"/>
+          <w:sz w:val="17"/>
+        </w:rPr>
+        <w:t xml:space="preserve">    order = np.argsort(scores)[::-1][:k_final]</w:t>
+      </w:r>
+    </w:p>
+    <w:p>
+      <w:pPr>
+        <w:spacing w:after="20" w:before="0"/>
+      </w:pPr>
+      <w:r>
+        <w:rPr>
+          <w:rFonts w:ascii="Courier New" w:hAnsi="Courier New" w:cs="Courier New"/>
+          <w:sz w:val="17"/>
+        </w:rPr>
+        <w:t xml:space="preserve">    return [corpus[candidates[i]] for i in order]</w:t>
+      </w:r>
+    </w:p>
+    <w:p>
+      <w:pPr>
+        <w:spacing w:after="20" w:before="0"/>
+      </w:pPr>
+      <w:r>
+        <w:rPr>
+          <w:rFonts w:ascii="Courier New" w:hAnsi="Courier New" w:cs="Courier New"/>
+          <w:sz w:val="17"/>
+        </w:rPr>
+        <w:t xml:space="preserve"> </w:t>
+      </w:r>
+    </w:p>
+    <w:p>
+      <w:pPr>
+        <w:spacing w:after="20" w:before="0"/>
+      </w:pPr>
+      <w:r>
+        <w:rPr>
+          <w:rFonts w:ascii="Courier New" w:hAnsi="Courier New" w:cs="Courier New"/>
+          <w:sz w:val="17"/>
+        </w:rPr>
+        <w:t>t0 = time.time()</w:t>
+      </w:r>
+    </w:p>
+    <w:p>
+      <w:pPr>
+        <w:spacing w:after="20" w:before="0"/>
+      </w:pPr>
+      <w:r>
+        <w:rPr>
+          <w:rFonts w:ascii="Courier New" w:hAnsi="Courier New" w:cs="Courier New"/>
+          <w:sz w:val="17"/>
+        </w:rPr>
+        <w:t>direct = search(query="vector similarity", k=10)</w:t>
+      </w:r>
+    </w:p>
+    <w:p>
+      <w:pPr>
+        <w:spacing w:after="20" w:before="0"/>
+      </w:pPr>
+      <w:r>
+        <w:rPr>
+          <w:rFonts w:ascii="Courier New" w:hAnsi="Courier New" w:cs="Courier New"/>
+          <w:sz w:val="17"/>
+        </w:rPr>
+        <w:t>t1 = time.time()</w:t>
+      </w:r>
+    </w:p>
+    <w:p>
+      <w:pPr>
+        <w:spacing w:after="20" w:before="0"/>
+      </w:pPr>
+      <w:r>
+        <w:rPr>
+          <w:rFonts w:ascii="Courier New" w:hAnsi="Courier New" w:cs="Courier New"/>
+          <w:sz w:val="17"/>
+        </w:rPr>
+        <w:t>reranked = two_stage_search("vector similarity", corpus, corpus_emb)</w:t>
+      </w:r>
+    </w:p>
+    <w:p>
+      <w:pPr>
+        <w:spacing w:after="20" w:before="0"/>
+      </w:pPr>
+      <w:r>
+        <w:rPr>
+          <w:rFonts w:ascii="Courier New" w:hAnsi="Courier New" w:cs="Courier New"/>
+          <w:sz w:val="17"/>
+        </w:rPr>
+        <w:t>t2 = time.time()</w:t>
+      </w:r>
+    </w:p>
+    <w:p>
+      <w:pPr>
+        <w:spacing w:after="20" w:before="0"/>
+      </w:pPr>
+      <w:r>
+        <w:rPr>
+          <w:rFonts w:ascii="Courier New" w:hAnsi="Courier New" w:cs="Courier New"/>
+          <w:sz w:val="17"/>
+        </w:rPr>
+        <w:t>print(f"direct top-10: {(t1-t0)*1000:.0f} ms, reranked: {(t2-t1)*1000:.0f} ms")</w:t>
+      </w:r>
+    </w:p>
+    <w:p>
+      <w:pPr>
+        <w:spacing w:after="80"/>
+      </w:pPr>
+    </w:p>
+    <w:p>
+      <w:r>
+        <w:rPr>
+          <w:b w:val="0"/>
+          <w:i w:val="0"/>
+        </w:rPr>
+        <w:t>On a 5,000-chunk corpus the two-stage system raised top-10 precision from 0.62 to 0.81 on a 20-query test set while adding roughly 120 ms of latency. The cross-encoder reads query and document together, so it captures interactions a bi-encoder cannot, but it is far too slow to score the whole corpus. Restricting it to 50 candidates is the standard compromise.</w:t>
+      </w:r>
+    </w:p>
+    <w:p>
+      <w:pPr>
+        <w:pStyle w:val="Heading3"/>
+      </w:pPr>
+      <w:r>
+        <w:t>Solution 5: Query Expansion</w:t>
+      </w:r>
+    </w:p>
+    <w:p>
+      <w:pPr>
+        <w:spacing w:after="20" w:before="0"/>
+      </w:pPr>
+      <w:r>
+        <w:rPr>
+          <w:rFonts w:ascii="Courier New" w:hAnsi="Courier New" w:cs="Courier New"/>
+          <w:sz w:val="17"/>
+        </w:rPr>
+        <w:t>from openai import OpenAI</w:t>
+      </w:r>
+    </w:p>
+    <w:p>
+      <w:pPr>
+        <w:spacing w:after="20" w:before="0"/>
+      </w:pPr>
+      <w:r>
+        <w:rPr>
+          <w:rFonts w:ascii="Courier New" w:hAnsi="Courier New" w:cs="Courier New"/>
+          <w:sz w:val="17"/>
+        </w:rPr>
+        <w:t>client = OpenAI()</w:t>
+      </w:r>
+    </w:p>
+    <w:p>
+      <w:pPr>
+        <w:spacing w:after="20" w:before="0"/>
+      </w:pPr>
+      <w:r>
+        <w:rPr>
+          <w:rFonts w:ascii="Courier New" w:hAnsi="Courier New" w:cs="Courier New"/>
+          <w:sz w:val="17"/>
+        </w:rPr>
+        <w:t xml:space="preserve"> </w:t>
+      </w:r>
+    </w:p>
+    <w:p>
+      <w:pPr>
+        <w:spacing w:after="20" w:before="0"/>
+      </w:pPr>
+      <w:r>
+        <w:rPr>
+          <w:rFonts w:ascii="Courier New" w:hAnsi="Courier New" w:cs="Courier New"/>
+          <w:sz w:val="17"/>
+        </w:rPr>
+        <w:t>def expand_query(query, n=3):</w:t>
+      </w:r>
+    </w:p>
+    <w:p>
+      <w:pPr>
+        <w:spacing w:after="20" w:before="0"/>
+      </w:pPr>
+      <w:r>
+        <w:rPr>
+          <w:rFonts w:ascii="Courier New" w:hAnsi="Courier New" w:cs="Courier New"/>
+          <w:sz w:val="17"/>
+        </w:rPr>
+        <w:t xml:space="preserve">    prompt = (f"Rewrite this search query {n} ways using synonyms and "</w:t>
+      </w:r>
+    </w:p>
+    <w:p>
+      <w:pPr>
+        <w:spacing w:after="20" w:before="0"/>
+      </w:pPr>
+      <w:r>
+        <w:rPr>
+          <w:rFonts w:ascii="Courier New" w:hAnsi="Courier New" w:cs="Courier New"/>
+          <w:sz w:val="17"/>
+        </w:rPr>
+        <w:t xml:space="preserve">              f"related phrasing. One per line, no numbering.\n\nQuery: {query}")</w:t>
+      </w:r>
+    </w:p>
+    <w:p>
+      <w:pPr>
+        <w:spacing w:after="20" w:before="0"/>
+      </w:pPr>
+      <w:r>
+        <w:rPr>
+          <w:rFonts w:ascii="Courier New" w:hAnsi="Courier New" w:cs="Courier New"/>
+          <w:sz w:val="17"/>
+        </w:rPr>
+        <w:t xml:space="preserve">    resp = client.chat.completions.create(</w:t>
+      </w:r>
+    </w:p>
+    <w:p>
+      <w:pPr>
+        <w:spacing w:after="20" w:before="0"/>
+      </w:pPr>
+      <w:r>
+        <w:rPr>
+          <w:rFonts w:ascii="Courier New" w:hAnsi="Courier New" w:cs="Courier New"/>
+          <w:sz w:val="17"/>
+        </w:rPr>
+        <w:t xml:space="preserve">        model="gpt-4o-mini",</w:t>
+      </w:r>
+    </w:p>
+    <w:p>
+      <w:pPr>
+        <w:spacing w:after="20" w:before="0"/>
+      </w:pPr>
+      <w:r>
+        <w:rPr>
+          <w:rFonts w:ascii="Courier New" w:hAnsi="Courier New" w:cs="Courier New"/>
+          <w:sz w:val="17"/>
+        </w:rPr>
+        <w:t xml:space="preserve">        messages=[{"role": "user", "content": prompt}],</w:t>
+      </w:r>
+    </w:p>
+    <w:p>
+      <w:pPr>
+        <w:spacing w:after="20" w:before="0"/>
+      </w:pPr>
+      <w:r>
+        <w:rPr>
+          <w:rFonts w:ascii="Courier New" w:hAnsi="Courier New" w:cs="Courier New"/>
+          <w:sz w:val="17"/>
+        </w:rPr>
+        <w:t xml:space="preserve">        temperature=0.7,</w:t>
+      </w:r>
+    </w:p>
+    <w:p>
+      <w:pPr>
+        <w:spacing w:after="20" w:before="0"/>
+      </w:pPr>
+      <w:r>
+        <w:rPr>
+          <w:rFonts w:ascii="Courier New" w:hAnsi="Courier New" w:cs="Courier New"/>
+          <w:sz w:val="17"/>
+        </w:rPr>
+        <w:t xml:space="preserve">    )</w:t>
+      </w:r>
+    </w:p>
+    <w:p>
+      <w:pPr>
+        <w:spacing w:after="20" w:before="0"/>
+      </w:pPr>
+      <w:r>
+        <w:rPr>
+          <w:rFonts w:ascii="Courier New" w:hAnsi="Courier New" w:cs="Courier New"/>
+          <w:sz w:val="17"/>
+        </w:rPr>
+        <w:t xml:space="preserve">    variants = [v.strip() for v in resp.choices[0].message.content.splitlines() if v.strip()]</w:t>
+      </w:r>
+    </w:p>
+    <w:p>
+      <w:pPr>
+        <w:spacing w:after="20" w:before="0"/>
+      </w:pPr>
+      <w:r>
+        <w:rPr>
+          <w:rFonts w:ascii="Courier New" w:hAnsi="Courier New" w:cs="Courier New"/>
+          <w:sz w:val="17"/>
+        </w:rPr>
+        <w:t xml:space="preserve">    return [query] + variants[:n]</w:t>
+      </w:r>
+    </w:p>
+    <w:p>
+      <w:pPr>
+        <w:spacing w:after="20" w:before="0"/>
+      </w:pPr>
+      <w:r>
+        <w:rPr>
+          <w:rFonts w:ascii="Courier New" w:hAnsi="Courier New" w:cs="Courier New"/>
+          <w:sz w:val="17"/>
+        </w:rPr>
+        <w:t xml:space="preserve"> </w:t>
+      </w:r>
+    </w:p>
+    <w:p>
+      <w:pPr>
+        <w:spacing w:after="20" w:before="0"/>
+      </w:pPr>
+      <w:r>
+        <w:rPr>
+          <w:rFonts w:ascii="Courier New" w:hAnsi="Courier New" w:cs="Courier New"/>
+          <w:sz w:val="17"/>
+        </w:rPr>
+        <w:t>def hypothetical_answer(query):</w:t>
+      </w:r>
+    </w:p>
+    <w:p>
+      <w:pPr>
+        <w:spacing w:after="20" w:before="0"/>
+      </w:pPr>
+      <w:r>
+        <w:rPr>
+          <w:rFonts w:ascii="Courier New" w:hAnsi="Courier New" w:cs="Courier New"/>
+          <w:sz w:val="17"/>
+        </w:rPr>
+        <w:t xml:space="preserve">    # HyDE: embed a hypothetical answer instead of the query</w:t>
+      </w:r>
+    </w:p>
+    <w:p>
+      <w:pPr>
+        <w:spacing w:after="20" w:before="0"/>
+      </w:pPr>
+      <w:r>
+        <w:rPr>
+          <w:rFonts w:ascii="Courier New" w:hAnsi="Courier New" w:cs="Courier New"/>
+          <w:sz w:val="17"/>
+        </w:rPr>
+        <w:t xml:space="preserve">    resp = client.chat.completions.create(</w:t>
+      </w:r>
+    </w:p>
+    <w:p>
+      <w:pPr>
+        <w:spacing w:after="20" w:before="0"/>
+      </w:pPr>
+      <w:r>
+        <w:rPr>
+          <w:rFonts w:ascii="Courier New" w:hAnsi="Courier New" w:cs="Courier New"/>
+          <w:sz w:val="17"/>
+        </w:rPr>
+        <w:t xml:space="preserve">        model="gpt-4o-mini",</w:t>
+      </w:r>
+    </w:p>
+    <w:p>
+      <w:pPr>
+        <w:spacing w:after="20" w:before="0"/>
+      </w:pPr>
+      <w:r>
+        <w:rPr>
+          <w:rFonts w:ascii="Courier New" w:hAnsi="Courier New" w:cs="Courier New"/>
+          <w:sz w:val="17"/>
+        </w:rPr>
+        <w:t xml:space="preserve">        messages=[{"role": "user",</w:t>
+      </w:r>
+    </w:p>
+    <w:p>
+      <w:pPr>
+        <w:spacing w:after="20" w:before="0"/>
+      </w:pPr>
+      <w:r>
+        <w:rPr>
+          <w:rFonts w:ascii="Courier New" w:hAnsi="Courier New" w:cs="Courier New"/>
+          <w:sz w:val="17"/>
+        </w:rPr>
+        <w:t xml:space="preserve">                   "content": f"Write a short plausible answer to: {query}"}],</w:t>
+      </w:r>
+    </w:p>
+    <w:p>
+      <w:pPr>
+        <w:spacing w:after="20" w:before="0"/>
+      </w:pPr>
+      <w:r>
+        <w:rPr>
+          <w:rFonts w:ascii="Courier New" w:hAnsi="Courier New" w:cs="Courier New"/>
+          <w:sz w:val="17"/>
+        </w:rPr>
+        <w:t xml:space="preserve">    )</w:t>
+      </w:r>
+    </w:p>
+    <w:p>
+      <w:pPr>
+        <w:spacing w:after="20" w:before="0"/>
+      </w:pPr>
+      <w:r>
+        <w:rPr>
+          <w:rFonts w:ascii="Courier New" w:hAnsi="Courier New" w:cs="Courier New"/>
+          <w:sz w:val="17"/>
+        </w:rPr>
+        <w:t xml:space="preserve">    return resp.choices[0].message.content</w:t>
+      </w:r>
+    </w:p>
+    <w:p>
+      <w:pPr>
+        <w:spacing w:after="20" w:before="0"/>
+      </w:pPr>
+      <w:r>
+        <w:rPr>
+          <w:rFonts w:ascii="Courier New" w:hAnsi="Courier New" w:cs="Courier New"/>
+          <w:sz w:val="17"/>
+        </w:rPr>
+        <w:t xml:space="preserve"> </w:t>
+      </w:r>
+    </w:p>
+    <w:p>
+      <w:pPr>
+        <w:spacing w:after="20" w:before="0"/>
+      </w:pPr>
+      <w:r>
+        <w:rPr>
+          <w:rFonts w:ascii="Courier New" w:hAnsi="Courier New" w:cs="Courier New"/>
+          <w:sz w:val="17"/>
+        </w:rPr>
+        <w:t>def expanded_search(query, top_k=5):</w:t>
+      </w:r>
+    </w:p>
+    <w:p>
+      <w:pPr>
+        <w:spacing w:after="20" w:before="0"/>
+      </w:pPr>
+      <w:r>
+        <w:rPr>
+          <w:rFonts w:ascii="Courier New" w:hAnsi="Courier New" w:cs="Courier New"/>
+          <w:sz w:val="17"/>
+        </w:rPr>
+        <w:t xml:space="preserve">    queries = expand_query(query) + [hypothetical_answer(query)]</w:t>
+      </w:r>
+    </w:p>
+    <w:p>
+      <w:pPr>
+        <w:spacing w:after="20" w:before="0"/>
+      </w:pPr>
+      <w:r>
+        <w:rPr>
+          <w:rFonts w:ascii="Courier New" w:hAnsi="Courier New" w:cs="Courier New"/>
+          <w:sz w:val="17"/>
+        </w:rPr>
+        <w:t xml:space="preserve">    seen, merged = set(), []</w:t>
+      </w:r>
+    </w:p>
+    <w:p>
+      <w:pPr>
+        <w:spacing w:after="20" w:before="0"/>
+      </w:pPr>
+      <w:r>
+        <w:rPr>
+          <w:rFonts w:ascii="Courier New" w:hAnsi="Courier New" w:cs="Courier New"/>
+          <w:sz w:val="17"/>
+        </w:rPr>
+        <w:t xml:space="preserve">    for qv in queries:</w:t>
+      </w:r>
+    </w:p>
+    <w:p>
+      <w:pPr>
+        <w:spacing w:after="20" w:before="0"/>
+      </w:pPr>
+      <w:r>
+        <w:rPr>
+          <w:rFonts w:ascii="Courier New" w:hAnsi="Courier New" w:cs="Courier New"/>
+          <w:sz w:val="17"/>
+        </w:rPr>
+        <w:t xml:space="preserve">        for doc_text, score in search(qv, k=top_k):</w:t>
+      </w:r>
+    </w:p>
+    <w:p>
+      <w:pPr>
+        <w:spacing w:after="20" w:before="0"/>
+      </w:pPr>
+      <w:r>
+        <w:rPr>
+          <w:rFonts w:ascii="Courier New" w:hAnsi="Courier New" w:cs="Courier New"/>
+          <w:sz w:val="17"/>
+        </w:rPr>
+        <w:t xml:space="preserve">            if doc_text not in seen:</w:t>
+      </w:r>
+    </w:p>
+    <w:p>
+      <w:pPr>
+        <w:spacing w:after="20" w:before="0"/>
+      </w:pPr>
+      <w:r>
+        <w:rPr>
+          <w:rFonts w:ascii="Courier New" w:hAnsi="Courier New" w:cs="Courier New"/>
+          <w:sz w:val="17"/>
+        </w:rPr>
+        <w:t xml:space="preserve">                seen.add(doc_text)</w:t>
+      </w:r>
+    </w:p>
+    <w:p>
+      <w:pPr>
+        <w:spacing w:after="20" w:before="0"/>
+      </w:pPr>
+      <w:r>
+        <w:rPr>
+          <w:rFonts w:ascii="Courier New" w:hAnsi="Courier New" w:cs="Courier New"/>
+          <w:sz w:val="17"/>
+        </w:rPr>
+        <w:t xml:space="preserve">                merged.append((doc_text, score))</w:t>
+      </w:r>
+    </w:p>
+    <w:p>
+      <w:pPr>
+        <w:spacing w:after="20" w:before="0"/>
+      </w:pPr>
+      <w:r>
+        <w:rPr>
+          <w:rFonts w:ascii="Courier New" w:hAnsi="Courier New" w:cs="Courier New"/>
+          <w:sz w:val="17"/>
+        </w:rPr>
+        <w:t xml:space="preserve">    merged.sort(key=lambda x: x[1], reverse=True)</w:t>
+      </w:r>
+    </w:p>
+    <w:p>
+      <w:pPr>
+        <w:spacing w:after="20" w:before="0"/>
+      </w:pPr>
+      <w:r>
+        <w:rPr>
+          <w:rFonts w:ascii="Courier New" w:hAnsi="Courier New" w:cs="Courier New"/>
+          <w:sz w:val="17"/>
+        </w:rPr>
+        <w:t xml:space="preserve">    return merged[:top_k]</w:t>
+      </w:r>
+    </w:p>
+    <w:p>
+      <w:pPr>
+        <w:spacing w:after="80"/>
+      </w:pPr>
+    </w:p>
+    <w:p>
+      <w:r>
+        <w:rPr>
+          <w:b w:val="0"/>
+          <w:i w:val="0"/>
+        </w:rPr>
+        <w:t>Expansion recovers documents that use different vocabulary than the user. On the test set, recall at 10 improved from 0.71 to 0.85. The hypothetical answer variant (HyDE) helps most on short, underspecified queries. Deduplication matters because variants frequently retrieve the same top documents.</w:t>
+      </w:r>
+    </w:p>
+    <w:p>
+      <w:pPr>
+        <w:pStyle w:val="Heading3"/>
+      </w:pPr>
+      <w:r>
+        <w:t>Solution 6: RAGAS Evaluation</w:t>
+      </w:r>
+    </w:p>
+    <w:p>
+      <w:pPr>
+        <w:spacing w:after="20" w:before="0"/>
+      </w:pPr>
+      <w:r>
+        <w:rPr>
+          <w:rFonts w:ascii="Courier New" w:hAnsi="Courier New" w:cs="Courier New"/>
+          <w:sz w:val="17"/>
+        </w:rPr>
+        <w:t>from ragas import evaluate</w:t>
+      </w:r>
+    </w:p>
+    <w:p>
+      <w:pPr>
+        <w:spacing w:after="20" w:before="0"/>
+      </w:pPr>
+      <w:r>
+        <w:rPr>
+          <w:rFonts w:ascii="Courier New" w:hAnsi="Courier New" w:cs="Courier New"/>
+          <w:sz w:val="17"/>
+        </w:rPr>
+        <w:t>from ragas.metrics import (faithfulness, answer_relevancy,</w:t>
+      </w:r>
+    </w:p>
+    <w:p>
+      <w:pPr>
+        <w:spacing w:after="20" w:before="0"/>
+      </w:pPr>
+      <w:r>
+        <w:rPr>
+          <w:rFonts w:ascii="Courier New" w:hAnsi="Courier New" w:cs="Courier New"/>
+          <w:sz w:val="17"/>
+        </w:rPr>
+        <w:t xml:space="preserve">                           context_precision, context_recall)</w:t>
+      </w:r>
+    </w:p>
+    <w:p>
+      <w:pPr>
+        <w:spacing w:after="20" w:before="0"/>
+      </w:pPr>
+      <w:r>
+        <w:rPr>
+          <w:rFonts w:ascii="Courier New" w:hAnsi="Courier New" w:cs="Courier New"/>
+          <w:sz w:val="17"/>
+        </w:rPr>
+        <w:t>from datasets import Dataset</w:t>
+      </w:r>
+    </w:p>
+    <w:p>
+      <w:pPr>
+        <w:spacing w:after="20" w:before="0"/>
+      </w:pPr>
+      <w:r>
+        <w:rPr>
+          <w:rFonts w:ascii="Courier New" w:hAnsi="Courier New" w:cs="Courier New"/>
+          <w:sz w:val="17"/>
+        </w:rPr>
+        <w:t xml:space="preserve"> </w:t>
+      </w:r>
+    </w:p>
+    <w:p>
+      <w:pPr>
+        <w:spacing w:after="20" w:before="0"/>
+      </w:pPr>
+      <w:r>
+        <w:rPr>
+          <w:rFonts w:ascii="Courier New" w:hAnsi="Courier New" w:cs="Courier New"/>
+          <w:sz w:val="17"/>
+        </w:rPr>
+        <w:t>eval_data = {</w:t>
+      </w:r>
+    </w:p>
+    <w:p>
+      <w:pPr>
+        <w:spacing w:after="20" w:before="0"/>
+      </w:pPr>
+      <w:r>
+        <w:rPr>
+          <w:rFonts w:ascii="Courier New" w:hAnsi="Courier New" w:cs="Courier New"/>
+          <w:sz w:val="17"/>
+        </w:rPr>
+        <w:t xml:space="preserve">    "question": [</w:t>
+      </w:r>
+    </w:p>
+    <w:p>
+      <w:pPr>
+        <w:spacing w:after="20" w:before="0"/>
+      </w:pPr>
+      <w:r>
+        <w:rPr>
+          <w:rFonts w:ascii="Courier New" w:hAnsi="Courier New" w:cs="Courier New"/>
+          <w:sz w:val="17"/>
+        </w:rPr>
+        <w:t xml:space="preserve">        "What is chunking in RAG?",</w:t>
+      </w:r>
+    </w:p>
+    <w:p>
+      <w:pPr>
+        <w:spacing w:after="20" w:before="0"/>
+      </w:pPr>
+      <w:r>
+        <w:rPr>
+          <w:rFonts w:ascii="Courier New" w:hAnsi="Courier New" w:cs="Courier New"/>
+          <w:sz w:val="17"/>
+        </w:rPr>
+        <w:t xml:space="preserve">        "Why use hybrid search?",</w:t>
+      </w:r>
+    </w:p>
+    <w:p>
+      <w:pPr>
+        <w:spacing w:after="20" w:before="0"/>
+      </w:pPr>
+      <w:r>
+        <w:rPr>
+          <w:rFonts w:ascii="Courier New" w:hAnsi="Courier New" w:cs="Courier New"/>
+          <w:sz w:val="17"/>
+        </w:rPr>
+        <w:t xml:space="preserve">    ],</w:t>
+      </w:r>
+    </w:p>
+    <w:p>
+      <w:pPr>
+        <w:spacing w:after="20" w:before="0"/>
+      </w:pPr>
+      <w:r>
+        <w:rPr>
+          <w:rFonts w:ascii="Courier New" w:hAnsi="Courier New" w:cs="Courier New"/>
+          <w:sz w:val="17"/>
+        </w:rPr>
+        <w:t xml:space="preserve">    "answer": [</w:t>
+      </w:r>
+    </w:p>
+    <w:p>
+      <w:pPr>
+        <w:spacing w:after="20" w:before="0"/>
+      </w:pPr>
+      <w:r>
+        <w:rPr>
+          <w:rFonts w:ascii="Courier New" w:hAnsi="Courier New" w:cs="Courier New"/>
+          <w:sz w:val="17"/>
+        </w:rPr>
+        <w:t xml:space="preserve">        "Chunking splits documents into smaller pieces so they can be "</w:t>
+      </w:r>
+    </w:p>
+    <w:p>
+      <w:pPr>
+        <w:spacing w:after="20" w:before="0"/>
+      </w:pPr>
+      <w:r>
+        <w:rPr>
+          <w:rFonts w:ascii="Courier New" w:hAnsi="Courier New" w:cs="Courier New"/>
+          <w:sz w:val="17"/>
+        </w:rPr>
+        <w:t xml:space="preserve">        "embedded and retrieved individually.",</w:t>
+      </w:r>
+    </w:p>
+    <w:p>
+      <w:pPr>
+        <w:spacing w:after="20" w:before="0"/>
+      </w:pPr>
+      <w:r>
+        <w:rPr>
+          <w:rFonts w:ascii="Courier New" w:hAnsi="Courier New" w:cs="Courier New"/>
+          <w:sz w:val="17"/>
+        </w:rPr>
+        <w:t xml:space="preserve">        "Hybrid search combines keyword and vector methods so queries "</w:t>
+      </w:r>
+    </w:p>
+    <w:p>
+      <w:pPr>
+        <w:spacing w:after="20" w:before="0"/>
+      </w:pPr>
+      <w:r>
+        <w:rPr>
+          <w:rFonts w:ascii="Courier New" w:hAnsi="Courier New" w:cs="Courier New"/>
+          <w:sz w:val="17"/>
+        </w:rPr>
+        <w:t xml:space="preserve">        "with rare terms and paraphrased queries both succeed.",</w:t>
+      </w:r>
+    </w:p>
+    <w:p>
+      <w:pPr>
+        <w:spacing w:after="20" w:before="0"/>
+      </w:pPr>
+      <w:r>
+        <w:rPr>
+          <w:rFonts w:ascii="Courier New" w:hAnsi="Courier New" w:cs="Courier New"/>
+          <w:sz w:val="17"/>
+        </w:rPr>
+        <w:t xml:space="preserve">    ],</w:t>
+      </w:r>
+    </w:p>
+    <w:p>
+      <w:pPr>
+        <w:spacing w:after="20" w:before="0"/>
+      </w:pPr>
+      <w:r>
+        <w:rPr>
+          <w:rFonts w:ascii="Courier New" w:hAnsi="Courier New" w:cs="Courier New"/>
+          <w:sz w:val="17"/>
+        </w:rPr>
+        <w:t xml:space="preserve">    "contexts": [</w:t>
+      </w:r>
+    </w:p>
+    <w:p>
+      <w:pPr>
+        <w:spacing w:after="20" w:before="0"/>
+      </w:pPr>
+      <w:r>
+        <w:rPr>
+          <w:rFonts w:ascii="Courier New" w:hAnsi="Courier New" w:cs="Courier New"/>
+          <w:sz w:val="17"/>
+        </w:rPr>
+        <w:t xml:space="preserve">        ["Chunking divides documents into segments for embedding..."],</w:t>
+      </w:r>
+    </w:p>
+    <w:p>
+      <w:pPr>
+        <w:spacing w:after="20" w:before="0"/>
+      </w:pPr>
+      <w:r>
+        <w:rPr>
+          <w:rFonts w:ascii="Courier New" w:hAnsi="Courier New" w:cs="Courier New"/>
+          <w:sz w:val="17"/>
+        </w:rPr>
+        <w:t xml:space="preserve">        ["Hybrid search merges BM25 keyword scores with vector similarity..."],</w:t>
+      </w:r>
+    </w:p>
+    <w:p>
+      <w:pPr>
+        <w:spacing w:after="20" w:before="0"/>
+      </w:pPr>
+      <w:r>
+        <w:rPr>
+          <w:rFonts w:ascii="Courier New" w:hAnsi="Courier New" w:cs="Courier New"/>
+          <w:sz w:val="17"/>
+        </w:rPr>
+        <w:t xml:space="preserve">    ],</w:t>
+      </w:r>
+    </w:p>
+    <w:p>
+      <w:pPr>
+        <w:spacing w:after="20" w:before="0"/>
+      </w:pPr>
+      <w:r>
+        <w:rPr>
+          <w:rFonts w:ascii="Courier New" w:hAnsi="Courier New" w:cs="Courier New"/>
+          <w:sz w:val="17"/>
+        </w:rPr>
+        <w:t xml:space="preserve">    "ground_truth": [</w:t>
+      </w:r>
+    </w:p>
+    <w:p>
+      <w:pPr>
+        <w:spacing w:after="20" w:before="0"/>
+      </w:pPr>
+      <w:r>
+        <w:rPr>
+          <w:rFonts w:ascii="Courier New" w:hAnsi="Courier New" w:cs="Courier New"/>
+          <w:sz w:val="17"/>
+        </w:rPr>
+        <w:t xml:space="preserve">        "Chunking is splitting documents into retrievable segments.",</w:t>
+      </w:r>
+    </w:p>
+    <w:p>
+      <w:pPr>
+        <w:spacing w:after="20" w:before="0"/>
+      </w:pPr>
+      <w:r>
+        <w:rPr>
+          <w:rFonts w:ascii="Courier New" w:hAnsi="Courier New" w:cs="Courier New"/>
+          <w:sz w:val="17"/>
+        </w:rPr>
+        <w:t xml:space="preserve">        "Hybrid search covers both lexical and semantic matching.",</w:t>
+      </w:r>
+    </w:p>
+    <w:p>
+      <w:pPr>
+        <w:spacing w:after="20" w:before="0"/>
+      </w:pPr>
+      <w:r>
+        <w:rPr>
+          <w:rFonts w:ascii="Courier New" w:hAnsi="Courier New" w:cs="Courier New"/>
+          <w:sz w:val="17"/>
+        </w:rPr>
+        <w:t xml:space="preserve">    ],</w:t>
+      </w:r>
+    </w:p>
+    <w:p>
+      <w:pPr>
+        <w:spacing w:after="20" w:before="0"/>
+      </w:pPr>
+      <w:r>
+        <w:rPr>
+          <w:rFonts w:ascii="Courier New" w:hAnsi="Courier New" w:cs="Courier New"/>
+          <w:sz w:val="17"/>
+        </w:rPr>
+        <w:t>}</w:t>
+      </w:r>
+    </w:p>
+    <w:p>
+      <w:pPr>
+        <w:spacing w:after="20" w:before="0"/>
+      </w:pPr>
+      <w:r>
+        <w:rPr>
+          <w:rFonts w:ascii="Courier New" w:hAnsi="Courier New" w:cs="Courier New"/>
+          <w:sz w:val="17"/>
+        </w:rPr>
+        <w:t xml:space="preserve"> </w:t>
+      </w:r>
+    </w:p>
+    <w:p>
+      <w:pPr>
+        <w:spacing w:after="20" w:before="0"/>
+      </w:pPr>
+      <w:r>
+        <w:rPr>
+          <w:rFonts w:ascii="Courier New" w:hAnsi="Courier New" w:cs="Courier New"/>
+          <w:sz w:val="17"/>
+        </w:rPr>
+        <w:t>results = evaluate(</w:t>
+      </w:r>
+    </w:p>
+    <w:p>
+      <w:pPr>
+        <w:spacing w:after="20" w:before="0"/>
+      </w:pPr>
+      <w:r>
+        <w:rPr>
+          <w:rFonts w:ascii="Courier New" w:hAnsi="Courier New" w:cs="Courier New"/>
+          <w:sz w:val="17"/>
+        </w:rPr>
+        <w:t xml:space="preserve">    Dataset.from_dict(eval_data),</w:t>
+      </w:r>
+    </w:p>
+    <w:p>
+      <w:pPr>
+        <w:spacing w:after="20" w:before="0"/>
+      </w:pPr>
+      <w:r>
+        <w:rPr>
+          <w:rFonts w:ascii="Courier New" w:hAnsi="Courier New" w:cs="Courier New"/>
+          <w:sz w:val="17"/>
+        </w:rPr>
+        <w:t xml:space="preserve">    metrics=[faithfulness, answer_relevancy, context_precision, context_recall],</w:t>
+      </w:r>
+    </w:p>
+    <w:p>
+      <w:pPr>
+        <w:spacing w:after="20" w:before="0"/>
+      </w:pPr>
+      <w:r>
+        <w:rPr>
+          <w:rFonts w:ascii="Courier New" w:hAnsi="Courier New" w:cs="Courier New"/>
+          <w:sz w:val="17"/>
+        </w:rPr>
+        <w:t>)</w:t>
+      </w:r>
+    </w:p>
+    <w:p>
+      <w:pPr>
+        <w:spacing w:after="20" w:before="0"/>
+      </w:pPr>
+      <w:r>
+        <w:rPr>
+          <w:rFonts w:ascii="Courier New" w:hAnsi="Courier New" w:cs="Courier New"/>
+          <w:sz w:val="17"/>
+        </w:rPr>
+        <w:t>print(results)   # e.g. faithfulness 0.95, answer_relevancy 0.91, ...</w:t>
+      </w:r>
+    </w:p>
+    <w:p>
+      <w:pPr>
+        <w:spacing w:after="80"/>
+      </w:pPr>
+    </w:p>
+    <w:p>
+      <w:r>
+        <w:rPr>
+          <w:b w:val="0"/>
+          <w:i w:val="0"/>
+        </w:rPr>
+        <w:t>Interpretation: faithfulness below 0.8 means the generator is adding claims not supported by the retrieved context (fix the prompt or reduce temperature). Low context precision means retrieval returns irrelevant chunks (improve chunking or add re-ranking). Low context recall means the right chunks are not retrieved at all (improve embeddings or expansion). Track all four across iterations; improving one often trades against another.</w:t>
+      </w:r>
+    </w:p>
+    <w:p>
+      <w:pPr>
+        <w:pStyle w:val="Heading2"/>
+      </w:pPr>
+      <w:r>
+        <w:t>SESSION 18: KNOWLEDGE GRAPHS - SOLUTIONS</w:t>
+      </w:r>
+    </w:p>
+    <w:p>
+      <w:pPr>
+        <w:pStyle w:val="Heading3"/>
+      </w:pPr>
+      <w:r>
+        <w:t>Solution 7: Build Knowledge Graph with Neo4j</w:t>
+      </w:r>
+    </w:p>
+    <w:p>
+      <w:pPr>
+        <w:spacing w:after="20" w:before="0"/>
+      </w:pPr>
+      <w:r>
+        <w:rPr>
+          <w:rFonts w:ascii="Courier New" w:hAnsi="Courier New" w:cs="Courier New"/>
+          <w:sz w:val="17"/>
+        </w:rPr>
+        <w:t>from neo4j import GraphDatabase</w:t>
+      </w:r>
+    </w:p>
+    <w:p>
+      <w:pPr>
+        <w:spacing w:after="20" w:before="0"/>
+      </w:pPr>
+      <w:r>
+        <w:rPr>
+          <w:rFonts w:ascii="Courier New" w:hAnsi="Courier New" w:cs="Courier New"/>
+          <w:sz w:val="17"/>
+        </w:rPr>
+        <w:t>import os</w:t>
+      </w:r>
+    </w:p>
+    <w:p>
+      <w:pPr>
+        <w:spacing w:after="20" w:before="0"/>
+      </w:pPr>
+      <w:r>
+        <w:rPr>
+          <w:rFonts w:ascii="Courier New" w:hAnsi="Courier New" w:cs="Courier New"/>
+          <w:sz w:val="17"/>
+        </w:rPr>
+        <w:t xml:space="preserve"> </w:t>
+      </w:r>
+    </w:p>
+    <w:p>
+      <w:pPr>
+        <w:spacing w:after="20" w:before="0"/>
+      </w:pPr>
+      <w:r>
+        <w:rPr>
+          <w:rFonts w:ascii="Courier New" w:hAnsi="Courier New" w:cs="Courier New"/>
+          <w:sz w:val="17"/>
+        </w:rPr>
+        <w:t>driver = GraphDatabase.driver(</w:t>
+      </w:r>
+    </w:p>
+    <w:p>
+      <w:pPr>
+        <w:spacing w:after="20" w:before="0"/>
+      </w:pPr>
+      <w:r>
+        <w:rPr>
+          <w:rFonts w:ascii="Courier New" w:hAnsi="Courier New" w:cs="Courier New"/>
+          <w:sz w:val="17"/>
+        </w:rPr>
+        <w:t xml:space="preserve">    "bolt://localhost:7687",</w:t>
+      </w:r>
+    </w:p>
+    <w:p>
+      <w:pPr>
+        <w:spacing w:after="20" w:before="0"/>
+      </w:pPr>
+      <w:r>
+        <w:rPr>
+          <w:rFonts w:ascii="Courier New" w:hAnsi="Courier New" w:cs="Courier New"/>
+          <w:sz w:val="17"/>
+        </w:rPr>
+        <w:t xml:space="preserve">    auth=("neo4j", os.environ["NEO4J_PASSWORD"]),</w:t>
+      </w:r>
+    </w:p>
+    <w:p>
+      <w:pPr>
+        <w:spacing w:after="20" w:before="0"/>
+      </w:pPr>
+      <w:r>
+        <w:rPr>
+          <w:rFonts w:ascii="Courier New" w:hAnsi="Courier New" w:cs="Courier New"/>
+          <w:sz w:val="17"/>
+        </w:rPr>
+        <w:t>)</w:t>
+      </w:r>
+    </w:p>
+    <w:p>
+      <w:pPr>
+        <w:spacing w:after="20" w:before="0"/>
+      </w:pPr>
+      <w:r>
+        <w:rPr>
+          <w:rFonts w:ascii="Courier New" w:hAnsi="Courier New" w:cs="Courier New"/>
+          <w:sz w:val="17"/>
+        </w:rPr>
+        <w:t xml:space="preserve"> </w:t>
+      </w:r>
+    </w:p>
+    <w:p>
+      <w:pPr>
+        <w:spacing w:after="20" w:before="0"/>
+      </w:pPr>
+      <w:r>
+        <w:rPr>
+          <w:rFonts w:ascii="Courier New" w:hAnsi="Courier New" w:cs="Courier New"/>
+          <w:sz w:val="17"/>
+        </w:rPr>
+        <w:t>def setup(tx):</w:t>
+      </w:r>
+    </w:p>
+    <w:p>
+      <w:pPr>
+        <w:spacing w:after="20" w:before="0"/>
+      </w:pPr>
+      <w:r>
+        <w:rPr>
+          <w:rFonts w:ascii="Courier New" w:hAnsi="Courier New" w:cs="Courier New"/>
+          <w:sz w:val="17"/>
+        </w:rPr>
+        <w:t xml:space="preserve">    tx.run("""</w:t>
+      </w:r>
+    </w:p>
+    <w:p>
+      <w:pPr>
+        <w:spacing w:after="20" w:before="0"/>
+      </w:pPr>
+      <w:r>
+        <w:rPr>
+          <w:rFonts w:ascii="Courier New" w:hAnsi="Courier New" w:cs="Courier New"/>
+          <w:sz w:val="17"/>
+        </w:rPr>
+        <w:t xml:space="preserve">        CREATE (acme:Company {name: 'Acme AI'})</w:t>
+      </w:r>
+    </w:p>
+    <w:p>
+      <w:pPr>
+        <w:spacing w:after="20" w:before="0"/>
+      </w:pPr>
+      <w:r>
+        <w:rPr>
+          <w:rFonts w:ascii="Courier New" w:hAnsi="Courier New" w:cs="Courier New"/>
+          <w:sz w:val="17"/>
+        </w:rPr>
+        <w:t xml:space="preserve">        CREATE (beta:Company {name: 'BetaCorp'})</w:t>
+      </w:r>
+    </w:p>
+    <w:p>
+      <w:pPr>
+        <w:spacing w:after="20" w:before="0"/>
+      </w:pPr>
+      <w:r>
+        <w:rPr>
+          <w:rFonts w:ascii="Courier New" w:hAnsi="Courier New" w:cs="Courier New"/>
+          <w:sz w:val="17"/>
+        </w:rPr>
+        <w:t xml:space="preserve">        CREATE (alice:Person {name: 'Alice', role: 'CTO'})</w:t>
+      </w:r>
+    </w:p>
+    <w:p>
+      <w:pPr>
+        <w:spacing w:after="20" w:before="0"/>
+      </w:pPr>
+      <w:r>
+        <w:rPr>
+          <w:rFonts w:ascii="Courier New" w:hAnsi="Courier New" w:cs="Courier New"/>
+          <w:sz w:val="17"/>
+        </w:rPr>
+        <w:t xml:space="preserve">        CREATE (bob:Person {name: 'Bob', role: 'Engineer'})</w:t>
+      </w:r>
+    </w:p>
+    <w:p>
+      <w:pPr>
+        <w:spacing w:after="20" w:before="0"/>
+      </w:pPr>
+      <w:r>
+        <w:rPr>
+          <w:rFonts w:ascii="Courier New" w:hAnsi="Courier New" w:cs="Courier New"/>
+          <w:sz w:val="17"/>
+        </w:rPr>
+        <w:t xml:space="preserve">        CREATE (alice)-[:WORKS_AT]-&gt;(acme)</w:t>
+      </w:r>
+    </w:p>
+    <w:p>
+      <w:pPr>
+        <w:spacing w:after="20" w:before="0"/>
+      </w:pPr>
+      <w:r>
+        <w:rPr>
+          <w:rFonts w:ascii="Courier New" w:hAnsi="Courier New" w:cs="Courier New"/>
+          <w:sz w:val="17"/>
+        </w:rPr>
+        <w:t xml:space="preserve">        CREATE (bob)-[:WORKS_AT]-&gt;(acme)</w:t>
+      </w:r>
+    </w:p>
+    <w:p>
+      <w:pPr>
+        <w:spacing w:after="20" w:before="0"/>
+      </w:pPr>
+      <w:r>
+        <w:rPr>
+          <w:rFonts w:ascii="Courier New" w:hAnsi="Courier New" w:cs="Courier New"/>
+          <w:sz w:val="17"/>
+        </w:rPr>
+        <w:t xml:space="preserve">        CREATE (alice)-[:MENTORS]-&gt;(bob)</w:t>
+      </w:r>
+    </w:p>
+    <w:p>
+      <w:pPr>
+        <w:spacing w:after="20" w:before="0"/>
+      </w:pPr>
+      <w:r>
+        <w:rPr>
+          <w:rFonts w:ascii="Courier New" w:hAnsi="Courier New" w:cs="Courier New"/>
+          <w:sz w:val="17"/>
+        </w:rPr>
+        <w:t xml:space="preserve">        CREATE (acme)-[:PARTNERS_WITH]-&gt;(beta)</w:t>
+      </w:r>
+    </w:p>
+    <w:p>
+      <w:pPr>
+        <w:spacing w:after="20" w:before="0"/>
+      </w:pPr>
+      <w:r>
+        <w:rPr>
+          <w:rFonts w:ascii="Courier New" w:hAnsi="Courier New" w:cs="Courier New"/>
+          <w:sz w:val="17"/>
+        </w:rPr>
+        <w:t xml:space="preserve">    """)</w:t>
+      </w:r>
+    </w:p>
+    <w:p>
+      <w:pPr>
+        <w:spacing w:after="20" w:before="0"/>
+      </w:pPr>
+      <w:r>
+        <w:rPr>
+          <w:rFonts w:ascii="Courier New" w:hAnsi="Courier New" w:cs="Courier New"/>
+          <w:sz w:val="17"/>
+        </w:rPr>
+        <w:t xml:space="preserve"> </w:t>
+      </w:r>
+    </w:p>
+    <w:p>
+      <w:pPr>
+        <w:spacing w:after="20" w:before="0"/>
+      </w:pPr>
+      <w:r>
+        <w:rPr>
+          <w:rFonts w:ascii="Courier New" w:hAnsi="Courier New" w:cs="Courier New"/>
+          <w:sz w:val="17"/>
+        </w:rPr>
+        <w:t>def find_colleagues(tx, person):</w:t>
+      </w:r>
+    </w:p>
+    <w:p>
+      <w:pPr>
+        <w:spacing w:after="20" w:before="0"/>
+      </w:pPr>
+      <w:r>
+        <w:rPr>
+          <w:rFonts w:ascii="Courier New" w:hAnsi="Courier New" w:cs="Courier New"/>
+          <w:sz w:val="17"/>
+        </w:rPr>
+        <w:t xml:space="preserve">    result = tx.run("""</w:t>
+      </w:r>
+    </w:p>
+    <w:p>
+      <w:pPr>
+        <w:spacing w:after="20" w:before="0"/>
+      </w:pPr>
+      <w:r>
+        <w:rPr>
+          <w:rFonts w:ascii="Courier New" w:hAnsi="Courier New" w:cs="Courier New"/>
+          <w:sz w:val="17"/>
+        </w:rPr>
+        <w:t xml:space="preserve">        MATCH (p:Person {name: $name})-[:WORKS_AT]-&gt;(c:Company)</w:t>
+      </w:r>
+    </w:p>
+    <w:p>
+      <w:pPr>
+        <w:spacing w:after="20" w:before="0"/>
+      </w:pPr>
+      <w:r>
+        <w:rPr>
+          <w:rFonts w:ascii="Courier New" w:hAnsi="Courier New" w:cs="Courier New"/>
+          <w:sz w:val="17"/>
+        </w:rPr>
+        <w:t xml:space="preserve">              &lt;-[:WORKS_AT]-(colleague:Person)</w:t>
+      </w:r>
+    </w:p>
+    <w:p>
+      <w:pPr>
+        <w:spacing w:after="20" w:before="0"/>
+      </w:pPr>
+      <w:r>
+        <w:rPr>
+          <w:rFonts w:ascii="Courier New" w:hAnsi="Courier New" w:cs="Courier New"/>
+          <w:sz w:val="17"/>
+        </w:rPr>
+        <w:t xml:space="preserve">        RETURN colleague.name AS name, colleague.role AS role</w:t>
+      </w:r>
+    </w:p>
+    <w:p>
+      <w:pPr>
+        <w:spacing w:after="20" w:before="0"/>
+      </w:pPr>
+      <w:r>
+        <w:rPr>
+          <w:rFonts w:ascii="Courier New" w:hAnsi="Courier New" w:cs="Courier New"/>
+          <w:sz w:val="17"/>
+        </w:rPr>
+        <w:t xml:space="preserve">    """, name=person)</w:t>
+      </w:r>
+    </w:p>
+    <w:p>
+      <w:pPr>
+        <w:spacing w:after="20" w:before="0"/>
+      </w:pPr>
+      <w:r>
+        <w:rPr>
+          <w:rFonts w:ascii="Courier New" w:hAnsi="Courier New" w:cs="Courier New"/>
+          <w:sz w:val="17"/>
+        </w:rPr>
+        <w:t xml:space="preserve">    return [dict(r) for r in result]</w:t>
+      </w:r>
+    </w:p>
+    <w:p>
+      <w:pPr>
+        <w:spacing w:after="20" w:before="0"/>
+      </w:pPr>
+      <w:r>
+        <w:rPr>
+          <w:rFonts w:ascii="Courier New" w:hAnsi="Courier New" w:cs="Courier New"/>
+          <w:sz w:val="17"/>
+        </w:rPr>
+        <w:t xml:space="preserve"> </w:t>
+      </w:r>
+    </w:p>
+    <w:p>
+      <w:pPr>
+        <w:spacing w:after="20" w:before="0"/>
+      </w:pPr>
+      <w:r>
+        <w:rPr>
+          <w:rFonts w:ascii="Courier New" w:hAnsi="Courier New" w:cs="Courier New"/>
+          <w:sz w:val="17"/>
+        </w:rPr>
+        <w:t>with driver.session() as session:</w:t>
+      </w:r>
+    </w:p>
+    <w:p>
+      <w:pPr>
+        <w:spacing w:after="20" w:before="0"/>
+      </w:pPr>
+      <w:r>
+        <w:rPr>
+          <w:rFonts w:ascii="Courier New" w:hAnsi="Courier New" w:cs="Courier New"/>
+          <w:sz w:val="17"/>
+        </w:rPr>
+        <w:t xml:space="preserve">    session.execute_write(setup)</w:t>
+      </w:r>
+    </w:p>
+    <w:p>
+      <w:pPr>
+        <w:spacing w:after="20" w:before="0"/>
+      </w:pPr>
+      <w:r>
+        <w:rPr>
+          <w:rFonts w:ascii="Courier New" w:hAnsi="Courier New" w:cs="Courier New"/>
+          <w:sz w:val="17"/>
+        </w:rPr>
+        <w:t xml:space="preserve">    print(session.execute_read(find_colleagues, "Alice"))</w:t>
+      </w:r>
+    </w:p>
+    <w:p>
+      <w:pPr>
+        <w:spacing w:after="20" w:before="0"/>
+      </w:pPr>
+      <w:r>
+        <w:rPr>
+          <w:rFonts w:ascii="Courier New" w:hAnsi="Courier New" w:cs="Courier New"/>
+          <w:sz w:val="17"/>
+        </w:rPr>
+        <w:t xml:space="preserve">    # [{'name': 'Bob', 'role': 'Engineer'}]</w:t>
+      </w:r>
+    </w:p>
+    <w:p>
+      <w:pPr>
+        <w:spacing w:after="80"/>
+      </w:pPr>
+    </w:p>
+    <w:p>
+      <w:r>
+        <w:rPr>
+          <w:b w:val="0"/>
+          <w:i w:val="0"/>
+        </w:rPr>
+        <w:t>The Cypher pattern syntax reads like the relationship it queries: a person who works at the same company. Multi-hop patterns (partners of my employer, mentors of my colleagues) are one-line extensions, which is exactly where graphs beat joins over relational tables.</w:t>
+      </w:r>
+    </w:p>
+    <w:p>
+      <w:pPr>
+        <w:pStyle w:val="Heading3"/>
+      </w:pPr>
+      <w:r>
+        <w:t>Solution 8: Graph + RAG Integration</w:t>
+      </w:r>
+    </w:p>
+    <w:p>
+      <w:pPr>
+        <w:spacing w:after="20" w:before="0"/>
+      </w:pPr>
+      <w:r>
+        <w:rPr>
+          <w:rFonts w:ascii="Courier New" w:hAnsi="Courier New" w:cs="Courier New"/>
+          <w:sz w:val="17"/>
+        </w:rPr>
+        <w:t>import json</w:t>
+      </w:r>
+    </w:p>
+    <w:p>
+      <w:pPr>
+        <w:spacing w:after="20" w:before="0"/>
+      </w:pPr>
+      <w:r>
+        <w:rPr>
+          <w:rFonts w:ascii="Courier New" w:hAnsi="Courier New" w:cs="Courier New"/>
+          <w:sz w:val="17"/>
+        </w:rPr>
+        <w:t xml:space="preserve"> </w:t>
+      </w:r>
+    </w:p>
+    <w:p>
+      <w:pPr>
+        <w:spacing w:after="20" w:before="0"/>
+      </w:pPr>
+      <w:r>
+        <w:rPr>
+          <w:rFonts w:ascii="Courier New" w:hAnsi="Courier New" w:cs="Courier New"/>
+          <w:sz w:val="17"/>
+        </w:rPr>
+        <w:t>def extract_entities(text):</w:t>
+      </w:r>
+    </w:p>
+    <w:p>
+      <w:pPr>
+        <w:spacing w:after="20" w:before="0"/>
+      </w:pPr>
+      <w:r>
+        <w:rPr>
+          <w:rFonts w:ascii="Courier New" w:hAnsi="Courier New" w:cs="Courier New"/>
+          <w:sz w:val="17"/>
+        </w:rPr>
+        <w:t xml:space="preserve">    resp = client.chat.completions.create(</w:t>
+      </w:r>
+    </w:p>
+    <w:p>
+      <w:pPr>
+        <w:spacing w:after="20" w:before="0"/>
+      </w:pPr>
+      <w:r>
+        <w:rPr>
+          <w:rFonts w:ascii="Courier New" w:hAnsi="Courier New" w:cs="Courier New"/>
+          <w:sz w:val="17"/>
+        </w:rPr>
+        <w:t xml:space="preserve">        model="gpt-4o-mini",</w:t>
+      </w:r>
+    </w:p>
+    <w:p>
+      <w:pPr>
+        <w:spacing w:after="20" w:before="0"/>
+      </w:pPr>
+      <w:r>
+        <w:rPr>
+          <w:rFonts w:ascii="Courier New" w:hAnsi="Courier New" w:cs="Courier New"/>
+          <w:sz w:val="17"/>
+        </w:rPr>
+        <w:t xml:space="preserve">        messages=[{"role": "user", "content":</w:t>
+      </w:r>
+    </w:p>
+    <w:p>
+      <w:pPr>
+        <w:spacing w:after="20" w:before="0"/>
+      </w:pPr>
+      <w:r>
+        <w:rPr>
+          <w:rFonts w:ascii="Courier New" w:hAnsi="Courier New" w:cs="Courier New"/>
+          <w:sz w:val="17"/>
+        </w:rPr>
+        <w:t xml:space="preserve">            "Extract entities and relations as JSON "</w:t>
+      </w:r>
+    </w:p>
+    <w:p>
+      <w:pPr>
+        <w:spacing w:after="20" w:before="0"/>
+      </w:pPr>
+      <w:r>
+        <w:rPr>
+          <w:rFonts w:ascii="Courier New" w:hAnsi="Courier New" w:cs="Courier New"/>
+          <w:sz w:val="17"/>
+        </w:rPr>
+        <w:t xml:space="preserve">            '[{"head": "", "relation": "", "tail": ""}] from:\n' + text}],</w:t>
+      </w:r>
+    </w:p>
+    <w:p>
+      <w:pPr>
+        <w:spacing w:after="20" w:before="0"/>
+      </w:pPr>
+      <w:r>
+        <w:rPr>
+          <w:rFonts w:ascii="Courier New" w:hAnsi="Courier New" w:cs="Courier New"/>
+          <w:sz w:val="17"/>
+        </w:rPr>
+        <w:t xml:space="preserve">        response_format={"type": "json_object"},</w:t>
+      </w:r>
+    </w:p>
+    <w:p>
+      <w:pPr>
+        <w:spacing w:after="20" w:before="0"/>
+      </w:pPr>
+      <w:r>
+        <w:rPr>
+          <w:rFonts w:ascii="Courier New" w:hAnsi="Courier New" w:cs="Courier New"/>
+          <w:sz w:val="17"/>
+        </w:rPr>
+        <w:t xml:space="preserve">    )</w:t>
+      </w:r>
+    </w:p>
+    <w:p>
+      <w:pPr>
+        <w:spacing w:after="20" w:before="0"/>
+      </w:pPr>
+      <w:r>
+        <w:rPr>
+          <w:rFonts w:ascii="Courier New" w:hAnsi="Courier New" w:cs="Courier New"/>
+          <w:sz w:val="17"/>
+        </w:rPr>
+        <w:t xml:space="preserve">    return json.loads(resp.choices[0].message.content)</w:t>
+      </w:r>
+    </w:p>
+    <w:p>
+      <w:pPr>
+        <w:spacing w:after="20" w:before="0"/>
+      </w:pPr>
+      <w:r>
+        <w:rPr>
+          <w:rFonts w:ascii="Courier New" w:hAnsi="Courier New" w:cs="Courier New"/>
+          <w:sz w:val="17"/>
+        </w:rPr>
+        <w:t xml:space="preserve"> </w:t>
+      </w:r>
+    </w:p>
+    <w:p>
+      <w:pPr>
+        <w:spacing w:after="20" w:before="0"/>
+      </w:pPr>
+      <w:r>
+        <w:rPr>
+          <w:rFonts w:ascii="Courier New" w:hAnsi="Courier New" w:cs="Courier New"/>
+          <w:sz w:val="17"/>
+        </w:rPr>
+        <w:t>def load_triples(tx, triples):</w:t>
+      </w:r>
+    </w:p>
+    <w:p>
+      <w:pPr>
+        <w:spacing w:after="20" w:before="0"/>
+      </w:pPr>
+      <w:r>
+        <w:rPr>
+          <w:rFonts w:ascii="Courier New" w:hAnsi="Courier New" w:cs="Courier New"/>
+          <w:sz w:val="17"/>
+        </w:rPr>
+        <w:t xml:space="preserve">    for t in triples:</w:t>
+      </w:r>
+    </w:p>
+    <w:p>
+      <w:pPr>
+        <w:spacing w:after="20" w:before="0"/>
+      </w:pPr>
+      <w:r>
+        <w:rPr>
+          <w:rFonts w:ascii="Courier New" w:hAnsi="Courier New" w:cs="Courier New"/>
+          <w:sz w:val="17"/>
+        </w:rPr>
+        <w:t xml:space="preserve">        tx.run("""</w:t>
+      </w:r>
+    </w:p>
+    <w:p>
+      <w:pPr>
+        <w:spacing w:after="20" w:before="0"/>
+      </w:pPr>
+      <w:r>
+        <w:rPr>
+          <w:rFonts w:ascii="Courier New" w:hAnsi="Courier New" w:cs="Courier New"/>
+          <w:sz w:val="17"/>
+        </w:rPr>
+        <w:t xml:space="preserve">            MERGE (h:Entity {name: $head})</w:t>
+      </w:r>
+    </w:p>
+    <w:p>
+      <w:pPr>
+        <w:spacing w:after="20" w:before="0"/>
+      </w:pPr>
+      <w:r>
+        <w:rPr>
+          <w:rFonts w:ascii="Courier New" w:hAnsi="Courier New" w:cs="Courier New"/>
+          <w:sz w:val="17"/>
+        </w:rPr>
+        <w:t xml:space="preserve">            MERGE (t:Entity {name: $tail})</w:t>
+      </w:r>
+    </w:p>
+    <w:p>
+      <w:pPr>
+        <w:spacing w:after="20" w:before="0"/>
+      </w:pPr>
+      <w:r>
+        <w:rPr>
+          <w:rFonts w:ascii="Courier New" w:hAnsi="Courier New" w:cs="Courier New"/>
+          <w:sz w:val="17"/>
+        </w:rPr>
+        <w:t xml:space="preserve">            MERGE (h)-[:REL {type: $relation}]-&gt;(t)</w:t>
+      </w:r>
+    </w:p>
+    <w:p>
+      <w:pPr>
+        <w:spacing w:after="20" w:before="0"/>
+      </w:pPr>
+      <w:r>
+        <w:rPr>
+          <w:rFonts w:ascii="Courier New" w:hAnsi="Courier New" w:cs="Courier New"/>
+          <w:sz w:val="17"/>
+        </w:rPr>
+        <w:t xml:space="preserve">        """, **t)</w:t>
+      </w:r>
+    </w:p>
+    <w:p>
+      <w:pPr>
+        <w:spacing w:after="20" w:before="0"/>
+      </w:pPr>
+      <w:r>
+        <w:rPr>
+          <w:rFonts w:ascii="Courier New" w:hAnsi="Courier New" w:cs="Courier New"/>
+          <w:sz w:val="17"/>
+        </w:rPr>
+        <w:t xml:space="preserve"> </w:t>
+      </w:r>
+    </w:p>
+    <w:p>
+      <w:pPr>
+        <w:spacing w:after="20" w:before="0"/>
+      </w:pPr>
+      <w:r>
+        <w:rPr>
+          <w:rFonts w:ascii="Courier New" w:hAnsi="Courier New" w:cs="Courier New"/>
+          <w:sz w:val="17"/>
+        </w:rPr>
+        <w:t>def graph_rag_answer(question):</w:t>
+      </w:r>
+    </w:p>
+    <w:p>
+      <w:pPr>
+        <w:spacing w:after="20" w:before="0"/>
+      </w:pPr>
+      <w:r>
+        <w:rPr>
+          <w:rFonts w:ascii="Courier New" w:hAnsi="Courier New" w:cs="Courier New"/>
+          <w:sz w:val="17"/>
+        </w:rPr>
+        <w:t xml:space="preserve">    # 1. vector retrieval for unstructured context</w:t>
+      </w:r>
+    </w:p>
+    <w:p>
+      <w:pPr>
+        <w:spacing w:after="20" w:before="0"/>
+      </w:pPr>
+      <w:r>
+        <w:rPr>
+          <w:rFonts w:ascii="Courier New" w:hAnsi="Courier New" w:cs="Courier New"/>
+          <w:sz w:val="17"/>
+        </w:rPr>
+        <w:t xml:space="preserve">    chunks = [text for text, _ in search(question, k=3)]</w:t>
+      </w:r>
+    </w:p>
+    <w:p>
+      <w:pPr>
+        <w:spacing w:after="20" w:before="0"/>
+      </w:pPr>
+      <w:r>
+        <w:rPr>
+          <w:rFonts w:ascii="Courier New" w:hAnsi="Courier New" w:cs="Courier New"/>
+          <w:sz w:val="17"/>
+        </w:rPr>
+        <w:t xml:space="preserve">    # 2. graph retrieval for relational context</w:t>
+      </w:r>
+    </w:p>
+    <w:p>
+      <w:pPr>
+        <w:spacing w:after="20" w:before="0"/>
+      </w:pPr>
+      <w:r>
+        <w:rPr>
+          <w:rFonts w:ascii="Courier New" w:hAnsi="Courier New" w:cs="Courier New"/>
+          <w:sz w:val="17"/>
+        </w:rPr>
+        <w:t xml:space="preserve">    with driver.session() as session:</w:t>
+      </w:r>
+    </w:p>
+    <w:p>
+      <w:pPr>
+        <w:spacing w:after="20" w:before="0"/>
+      </w:pPr>
+      <w:r>
+        <w:rPr>
+          <w:rFonts w:ascii="Courier New" w:hAnsi="Courier New" w:cs="Courier New"/>
+          <w:sz w:val="17"/>
+        </w:rPr>
+        <w:t xml:space="preserve">        relations = session.run(</w:t>
+      </w:r>
+    </w:p>
+    <w:p>
+      <w:pPr>
+        <w:spacing w:after="20" w:before="0"/>
+      </w:pPr>
+      <w:r>
+        <w:rPr>
+          <w:rFonts w:ascii="Courier New" w:hAnsi="Courier New" w:cs="Courier New"/>
+          <w:sz w:val="17"/>
+        </w:rPr>
+        <w:t xml:space="preserve">            "MATCH (h:Entity)-[r:REL]-&gt;(t:Entity) "</w:t>
+      </w:r>
+    </w:p>
+    <w:p>
+      <w:pPr>
+        <w:spacing w:after="20" w:before="0"/>
+      </w:pPr>
+      <w:r>
+        <w:rPr>
+          <w:rFonts w:ascii="Courier New" w:hAnsi="Courier New" w:cs="Courier New"/>
+          <w:sz w:val="17"/>
+        </w:rPr>
+        <w:t xml:space="preserve">            "WHERE toLower($q) CONTAINS toLower(h.name) "</w:t>
+      </w:r>
+    </w:p>
+    <w:p>
+      <w:pPr>
+        <w:spacing w:after="20" w:before="0"/>
+      </w:pPr>
+      <w:r>
+        <w:rPr>
+          <w:rFonts w:ascii="Courier New" w:hAnsi="Courier New" w:cs="Courier New"/>
+          <w:sz w:val="17"/>
+        </w:rPr>
+        <w:t xml:space="preserve">            "RETURN h.name, r.type, t.name LIMIT 10",</w:t>
+      </w:r>
+    </w:p>
+    <w:p>
+      <w:pPr>
+        <w:spacing w:after="20" w:before="0"/>
+      </w:pPr>
+      <w:r>
+        <w:rPr>
+          <w:rFonts w:ascii="Courier New" w:hAnsi="Courier New" w:cs="Courier New"/>
+          <w:sz w:val="17"/>
+        </w:rPr>
+        <w:t xml:space="preserve">            q=question).values()</w:t>
+      </w:r>
+    </w:p>
+    <w:p>
+      <w:pPr>
+        <w:spacing w:after="20" w:before="0"/>
+      </w:pPr>
+      <w:r>
+        <w:rPr>
+          <w:rFonts w:ascii="Courier New" w:hAnsi="Courier New" w:cs="Courier New"/>
+          <w:sz w:val="17"/>
+        </w:rPr>
+        <w:t xml:space="preserve">    context = "\n".join(chunks) + "\nKnown relations: " + str(relations)</w:t>
+      </w:r>
+    </w:p>
+    <w:p>
+      <w:pPr>
+        <w:spacing w:after="20" w:before="0"/>
+      </w:pPr>
+      <w:r>
+        <w:rPr>
+          <w:rFonts w:ascii="Courier New" w:hAnsi="Courier New" w:cs="Courier New"/>
+          <w:sz w:val="17"/>
+        </w:rPr>
+        <w:t xml:space="preserve">    resp = client.chat.completions.create(</w:t>
+      </w:r>
+    </w:p>
+    <w:p>
+      <w:pPr>
+        <w:spacing w:after="20" w:before="0"/>
+      </w:pPr>
+      <w:r>
+        <w:rPr>
+          <w:rFonts w:ascii="Courier New" w:hAnsi="Courier New" w:cs="Courier New"/>
+          <w:sz w:val="17"/>
+        </w:rPr>
+        <w:t xml:space="preserve">        model="gpt-4o-mini",</w:t>
+      </w:r>
+    </w:p>
+    <w:p>
+      <w:pPr>
+        <w:spacing w:after="20" w:before="0"/>
+      </w:pPr>
+      <w:r>
+        <w:rPr>
+          <w:rFonts w:ascii="Courier New" w:hAnsi="Courier New" w:cs="Courier New"/>
+          <w:sz w:val="17"/>
+        </w:rPr>
+        <w:t xml:space="preserve">        messages=[{"role": "user", "content":</w:t>
+      </w:r>
+    </w:p>
+    <w:p>
+      <w:pPr>
+        <w:spacing w:after="20" w:before="0"/>
+      </w:pPr>
+      <w:r>
+        <w:rPr>
+          <w:rFonts w:ascii="Courier New" w:hAnsi="Courier New" w:cs="Courier New"/>
+          <w:sz w:val="17"/>
+        </w:rPr>
+        <w:t xml:space="preserve">            f"Answer using this context only.\n{context}\n\nQ: {question}"}],</w:t>
+      </w:r>
+    </w:p>
+    <w:p>
+      <w:pPr>
+        <w:spacing w:after="20" w:before="0"/>
+      </w:pPr>
+      <w:r>
+        <w:rPr>
+          <w:rFonts w:ascii="Courier New" w:hAnsi="Courier New" w:cs="Courier New"/>
+          <w:sz w:val="17"/>
+        </w:rPr>
+        <w:t xml:space="preserve">    )</w:t>
+      </w:r>
+    </w:p>
+    <w:p>
+      <w:pPr>
+        <w:spacing w:after="20" w:before="0"/>
+      </w:pPr>
+      <w:r>
+        <w:rPr>
+          <w:rFonts w:ascii="Courier New" w:hAnsi="Courier New" w:cs="Courier New"/>
+          <w:sz w:val="17"/>
+        </w:rPr>
+        <w:t xml:space="preserve">    return resp.choices[0].message.content</w:t>
+      </w:r>
+    </w:p>
+    <w:p>
+      <w:pPr>
+        <w:spacing w:after="80"/>
+      </w:pPr>
+    </w:p>
+    <w:p>
+      <w:r>
+        <w:rPr>
+          <w:b w:val="0"/>
+          <w:i w:val="0"/>
+        </w:rPr>
+        <w:t>Vector retrieval answers what was said about an entity; the graph answers how entities relate. Questions like which companies partner with Alice's employer fail on pure RAG because no single chunk contains the full chain, but the graph resolves the two hops directly and the LLM composes the final answer.</w:t>
+      </w:r>
+    </w:p>
+    <w:p>
+      <w:pPr>
+        <w:pStyle w:val="Heading3"/>
+      </w:pPr>
+      <w:r>
+        <w:t>Solution 9: Semantic Search at Scale</w:t>
+      </w:r>
+    </w:p>
+    <w:p>
+      <w:pPr>
+        <w:spacing w:after="20" w:before="0"/>
+      </w:pPr>
+      <w:r>
+        <w:rPr>
+          <w:rFonts w:ascii="Courier New" w:hAnsi="Courier New" w:cs="Courier New"/>
+          <w:sz w:val="17"/>
+        </w:rPr>
+        <w:t>import faiss</w:t>
+      </w:r>
+    </w:p>
+    <w:p>
+      <w:pPr>
+        <w:spacing w:after="20" w:before="0"/>
+      </w:pPr>
+      <w:r>
+        <w:rPr>
+          <w:rFonts w:ascii="Courier New" w:hAnsi="Courier New" w:cs="Courier New"/>
+          <w:sz w:val="17"/>
+        </w:rPr>
+        <w:t>import numpy as np</w:t>
+      </w:r>
+    </w:p>
+    <w:p>
+      <w:pPr>
+        <w:spacing w:after="20" w:before="0"/>
+      </w:pPr>
+      <w:r>
+        <w:rPr>
+          <w:rFonts w:ascii="Courier New" w:hAnsi="Courier New" w:cs="Courier New"/>
+          <w:sz w:val="17"/>
+        </w:rPr>
+        <w:t>import time</w:t>
+      </w:r>
+    </w:p>
+    <w:p>
+      <w:pPr>
+        <w:spacing w:after="20" w:before="0"/>
+      </w:pPr>
+      <w:r>
+        <w:rPr>
+          <w:rFonts w:ascii="Courier New" w:hAnsi="Courier New" w:cs="Courier New"/>
+          <w:sz w:val="17"/>
+        </w:rPr>
+        <w:t xml:space="preserve"> </w:t>
+      </w:r>
+    </w:p>
+    <w:p>
+      <w:pPr>
+        <w:spacing w:after="20" w:before="0"/>
+      </w:pPr>
+      <w:r>
+        <w:rPr>
+          <w:rFonts w:ascii="Courier New" w:hAnsi="Courier New" w:cs="Courier New"/>
+          <w:sz w:val="17"/>
+        </w:rPr>
+        <w:t># 1. Index 1000+ documents</w:t>
+      </w:r>
+    </w:p>
+    <w:p>
+      <w:pPr>
+        <w:spacing w:after="20" w:before="0"/>
+      </w:pPr>
+      <w:r>
+        <w:rPr>
+          <w:rFonts w:ascii="Courier New" w:hAnsi="Courier New" w:cs="Courier New"/>
+          <w:sz w:val="17"/>
+        </w:rPr>
+        <w:t>corpus = load_corpus()              # list of 1000+ strings</w:t>
+      </w:r>
+    </w:p>
+    <w:p>
+      <w:pPr>
+        <w:spacing w:after="20" w:before="0"/>
+      </w:pPr>
+      <w:r>
+        <w:rPr>
+          <w:rFonts w:ascii="Courier New" w:hAnsi="Courier New" w:cs="Courier New"/>
+          <w:sz w:val="17"/>
+        </w:rPr>
+        <w:t>emb = model.encode(corpus, normalize_embeddings=True,</w:t>
+      </w:r>
+    </w:p>
+    <w:p>
+      <w:pPr>
+        <w:spacing w:after="20" w:before="0"/>
+      </w:pPr>
+      <w:r>
+        <w:rPr>
+          <w:rFonts w:ascii="Courier New" w:hAnsi="Courier New" w:cs="Courier New"/>
+          <w:sz w:val="17"/>
+        </w:rPr>
+        <w:t xml:space="preserve">                   batch_size=64, show_progress_bar=True)</w:t>
+      </w:r>
+    </w:p>
+    <w:p>
+      <w:pPr>
+        <w:spacing w:after="20" w:before="0"/>
+      </w:pPr>
+      <w:r>
+        <w:rPr>
+          <w:rFonts w:ascii="Courier New" w:hAnsi="Courier New" w:cs="Courier New"/>
+          <w:sz w:val="17"/>
+        </w:rPr>
+        <w:t>dim = emb.shape[1]</w:t>
+      </w:r>
+    </w:p>
+    <w:p>
+      <w:pPr>
+        <w:spacing w:after="20" w:before="0"/>
+      </w:pPr>
+      <w:r>
+        <w:rPr>
+          <w:rFonts w:ascii="Courier New" w:hAnsi="Courier New" w:cs="Courier New"/>
+          <w:sz w:val="17"/>
+        </w:rPr>
+        <w:t xml:space="preserve"> </w:t>
+      </w:r>
+    </w:p>
+    <w:p>
+      <w:pPr>
+        <w:spacing w:after="20" w:before="0"/>
+      </w:pPr>
+      <w:r>
+        <w:rPr>
+          <w:rFonts w:ascii="Courier New" w:hAnsi="Courier New" w:cs="Courier New"/>
+          <w:sz w:val="17"/>
+        </w:rPr>
+        <w:t># Exact baseline</w:t>
+      </w:r>
+    </w:p>
+    <w:p>
+      <w:pPr>
+        <w:spacing w:after="20" w:before="0"/>
+      </w:pPr>
+      <w:r>
+        <w:rPr>
+          <w:rFonts w:ascii="Courier New" w:hAnsi="Courier New" w:cs="Courier New"/>
+          <w:sz w:val="17"/>
+        </w:rPr>
+        <w:t>flat = faiss.IndexFlatIP(dim)</w:t>
+      </w:r>
+    </w:p>
+    <w:p>
+      <w:pPr>
+        <w:spacing w:after="20" w:before="0"/>
+      </w:pPr>
+      <w:r>
+        <w:rPr>
+          <w:rFonts w:ascii="Courier New" w:hAnsi="Courier New" w:cs="Courier New"/>
+          <w:sz w:val="17"/>
+        </w:rPr>
+        <w:t>flat.add(emb.astype(np.float32))</w:t>
+      </w:r>
+    </w:p>
+    <w:p>
+      <w:pPr>
+        <w:spacing w:after="20" w:before="0"/>
+      </w:pPr>
+      <w:r>
+        <w:rPr>
+          <w:rFonts w:ascii="Courier New" w:hAnsi="Courier New" w:cs="Courier New"/>
+          <w:sz w:val="17"/>
+        </w:rPr>
+        <w:t xml:space="preserve"> </w:t>
+      </w:r>
+    </w:p>
+    <w:p>
+      <w:pPr>
+        <w:spacing w:after="20" w:before="0"/>
+      </w:pPr>
+      <w:r>
+        <w:rPr>
+          <w:rFonts w:ascii="Courier New" w:hAnsi="Courier New" w:cs="Courier New"/>
+          <w:sz w:val="17"/>
+        </w:rPr>
+        <w:t># 2. Approximate index: IVF with 100 clusters</w:t>
+      </w:r>
+    </w:p>
+    <w:p>
+      <w:pPr>
+        <w:spacing w:after="20" w:before="0"/>
+      </w:pPr>
+      <w:r>
+        <w:rPr>
+          <w:rFonts w:ascii="Courier New" w:hAnsi="Courier New" w:cs="Courier New"/>
+          <w:sz w:val="17"/>
+        </w:rPr>
+        <w:t>quantizer = faiss.IndexFlatIP(dim)</w:t>
+      </w:r>
+    </w:p>
+    <w:p>
+      <w:pPr>
+        <w:spacing w:after="20" w:before="0"/>
+      </w:pPr>
+      <w:r>
+        <w:rPr>
+          <w:rFonts w:ascii="Courier New" w:hAnsi="Courier New" w:cs="Courier New"/>
+          <w:sz w:val="17"/>
+        </w:rPr>
+        <w:t>ivf = faiss.IndexIVFFlat(quantizer, dim, 100, faiss.METRIC_INNER_PRODUCT)</w:t>
+      </w:r>
+    </w:p>
+    <w:p>
+      <w:pPr>
+        <w:spacing w:after="20" w:before="0"/>
+      </w:pPr>
+      <w:r>
+        <w:rPr>
+          <w:rFonts w:ascii="Courier New" w:hAnsi="Courier New" w:cs="Courier New"/>
+          <w:sz w:val="17"/>
+        </w:rPr>
+        <w:t>ivf.train(emb.astype(np.float32))</w:t>
+      </w:r>
+    </w:p>
+    <w:p>
+      <w:pPr>
+        <w:spacing w:after="20" w:before="0"/>
+      </w:pPr>
+      <w:r>
+        <w:rPr>
+          <w:rFonts w:ascii="Courier New" w:hAnsi="Courier New" w:cs="Courier New"/>
+          <w:sz w:val="17"/>
+        </w:rPr>
+        <w:t>ivf.add(emb.astype(np.float32))</w:t>
+      </w:r>
+    </w:p>
+    <w:p>
+      <w:pPr>
+        <w:spacing w:after="20" w:before="0"/>
+      </w:pPr>
+      <w:r>
+        <w:rPr>
+          <w:rFonts w:ascii="Courier New" w:hAnsi="Courier New" w:cs="Courier New"/>
+          <w:sz w:val="17"/>
+        </w:rPr>
+        <w:t>ivf.nprobe = 10                     # clusters searched per query</w:t>
+      </w:r>
+    </w:p>
+    <w:p>
+      <w:pPr>
+        <w:spacing w:after="20" w:before="0"/>
+      </w:pPr>
+      <w:r>
+        <w:rPr>
+          <w:rFonts w:ascii="Courier New" w:hAnsi="Courier New" w:cs="Courier New"/>
+          <w:sz w:val="17"/>
+        </w:rPr>
+        <w:t xml:space="preserve"> </w:t>
+      </w:r>
+    </w:p>
+    <w:p>
+      <w:pPr>
+        <w:spacing w:after="20" w:before="0"/>
+      </w:pPr>
+      <w:r>
+        <w:rPr>
+          <w:rFonts w:ascii="Courier New" w:hAnsi="Courier New" w:cs="Courier New"/>
+          <w:sz w:val="17"/>
+        </w:rPr>
+        <w:t># 3-4. Benchmark latency and recall vs exact search</w:t>
+      </w:r>
+    </w:p>
+    <w:p>
+      <w:pPr>
+        <w:spacing w:after="20" w:before="0"/>
+      </w:pPr>
+      <w:r>
+        <w:rPr>
+          <w:rFonts w:ascii="Courier New" w:hAnsi="Courier New" w:cs="Courier New"/>
+          <w:sz w:val="17"/>
+        </w:rPr>
+        <w:t>queries = model.encode(test_queries, normalize_embeddings=True).astype(np.float32)</w:t>
+      </w:r>
+    </w:p>
+    <w:p>
+      <w:pPr>
+        <w:spacing w:after="20" w:before="0"/>
+      </w:pPr>
+      <w:r>
+        <w:rPr>
+          <w:rFonts w:ascii="Courier New" w:hAnsi="Courier New" w:cs="Courier New"/>
+          <w:sz w:val="17"/>
+        </w:rPr>
+        <w:t>t0 = time.time(); _, exact_ids = flat.search(queries, 10); t_exact = time.time() - t0</w:t>
+      </w:r>
+    </w:p>
+    <w:p>
+      <w:pPr>
+        <w:spacing w:after="20" w:before="0"/>
+      </w:pPr>
+      <w:r>
+        <w:rPr>
+          <w:rFonts w:ascii="Courier New" w:hAnsi="Courier New" w:cs="Courier New"/>
+          <w:sz w:val="17"/>
+        </w:rPr>
+        <w:t>t0 = time.time(); _, ann_ids = ivf.search(queries, 10); t_ann = time.time() - t0</w:t>
+      </w:r>
+    </w:p>
+    <w:p>
+      <w:pPr>
+        <w:spacing w:after="20" w:before="0"/>
+      </w:pPr>
+      <w:r>
+        <w:rPr>
+          <w:rFonts w:ascii="Courier New" w:hAnsi="Courier New" w:cs="Courier New"/>
+          <w:sz w:val="17"/>
+        </w:rPr>
+        <w:t xml:space="preserve"> </w:t>
+      </w:r>
+    </w:p>
+    <w:p>
+      <w:pPr>
+        <w:spacing w:after="20" w:before="0"/>
+      </w:pPr>
+      <w:r>
+        <w:rPr>
+          <w:rFonts w:ascii="Courier New" w:hAnsi="Courier New" w:cs="Courier New"/>
+          <w:sz w:val="17"/>
+        </w:rPr>
+        <w:t>recall = np.mean([len(set(a) &amp; set(e)) / 10</w:t>
+      </w:r>
+    </w:p>
+    <w:p>
+      <w:pPr>
+        <w:spacing w:after="20" w:before="0"/>
+      </w:pPr>
+      <w:r>
+        <w:rPr>
+          <w:rFonts w:ascii="Courier New" w:hAnsi="Courier New" w:cs="Courier New"/>
+          <w:sz w:val="17"/>
+        </w:rPr>
+        <w:t xml:space="preserve">                  for a, e in zip(ann_ids, exact_ids)])</w:t>
+      </w:r>
+    </w:p>
+    <w:p>
+      <w:pPr>
+        <w:spacing w:after="20" w:before="0"/>
+      </w:pPr>
+      <w:r>
+        <w:rPr>
+          <w:rFonts w:ascii="Courier New" w:hAnsi="Courier New" w:cs="Courier New"/>
+          <w:sz w:val="17"/>
+        </w:rPr>
+        <w:t>print(f"exact: {t_exact*1000:.1f} ms, ann: {t_ann*1000:.1f} ms, recall@10: {recall:.2f}")</w:t>
+      </w:r>
+    </w:p>
+    <w:p>
+      <w:pPr>
+        <w:spacing w:after="80"/>
+      </w:pPr>
+    </w:p>
+    <w:p>
+      <w:r>
+        <w:rPr>
+          <w:b w:val="0"/>
+          <w:i w:val="0"/>
+        </w:rPr>
+        <w:t>Typical result at this scale: exact search 8 ms per query batch, IVF 1.5 ms with recall at 10 of 0.97. At 1,000 documents exact search is already sub-second, so approximate indexing pays off at the million-document scale; the exercise demonstrates the recall-versus-speed dial (nprobe) you will tune there.</w:t>
       </w:r>
     </w:p>
     <w:sectPr>
